--- a/Currículo PT-BR.docx
+++ b/Currículo PT-BR.docx
@@ -330,7 +330,7 @@
           <w:numId w:val="1"/>
         </w:numPr>
         <w:spacing w:after="0" w:line="240" w:lineRule="auto"/>
-        <w:ind w:hanging="360"/>
+        <w:ind w:left="0" w:hanging="360"/>
         <w:jc w:val="both"/>
         <w:rPr>
           <w:rFonts w:ascii="Verdana" w:cs="Verdana" w:eastAsia="Verdana" w:hAnsi="Verdana"/>
@@ -344,7 +344,7 @@
           <w:highlight w:val="white"/>
           <w:rtl w:val="0"/>
         </w:rPr>
-        <w:t xml:space="preserve">Bacharelado em Engenharia de Software – Uni Guairacá – Formado (2021 - 2025)</w:t>
+        <w:t xml:space="preserve">Bacharelado em Engenharia de Software – Uni Guairacá – Formado (2022 - 2025)</w:t>
       </w:r>
       <w:r>
         <w:rPr>
@@ -359,7 +359,7 @@
           <w:numId w:val="1"/>
         </w:numPr>
         <w:spacing w:after="0" w:line="240" w:lineRule="auto"/>
-        <w:ind w:hanging="360"/>
+        <w:ind w:left="0" w:hanging="360"/>
         <w:jc w:val="both"/>
         <w:rPr>
           <w:rFonts w:ascii="Verdana" w:cs="Verdana" w:eastAsia="Verdana" w:hAnsi="Verdana"/>
@@ -388,7 +388,7 @@
           <w:numId w:val="1"/>
         </w:numPr>
         <w:spacing w:after="0" w:line="240" w:lineRule="auto"/>
-        <w:ind w:hanging="360"/>
+        <w:ind w:left="0" w:hanging="360"/>
         <w:jc w:val="both"/>
         <w:rPr>
           <w:rFonts w:ascii="Verdana" w:cs="Verdana" w:eastAsia="Verdana" w:hAnsi="Verdana"/>
@@ -404,6 +404,11 @@
         </w:rPr>
         <w:t xml:space="preserve">Curso Unreal Engine 5.6 – GameDev.tv – Em andamento</w:t>
       </w:r>
+      <w:r>
+        <w:rPr>
+          <w:rtl w:val="0"/>
+        </w:rPr>
+      </w:r>
     </w:p>
     <w:p>
       <w:pPr>
@@ -412,7 +417,7 @@
           <w:numId w:val="1"/>
         </w:numPr>
         <w:spacing w:after="0" w:line="240" w:lineRule="auto"/>
-        <w:ind w:hanging="360"/>
+        <w:ind w:left="0" w:hanging="360"/>
         <w:jc w:val="both"/>
         <w:rPr>
           <w:rFonts w:ascii="Quattrocento Sans" w:cs="Quattrocento Sans" w:eastAsia="Quattrocento Sans" w:hAnsi="Quattrocento Sans"/>
@@ -762,6 +767,11 @@
         </w:rPr>
         <w:t xml:space="preserve">DESTAQUES PRINCIPAIS</w:t>
       </w:r>
+      <w:r>
+        <w:rPr>
+          <w:rtl w:val="0"/>
+        </w:rPr>
+      </w:r>
     </w:p>
     <w:p>
       <w:pPr>
@@ -862,6 +872,11 @@
         </w:rPr>
         <w:t xml:space="preserve"> – Intermediário (Estudando por conta própria)</w:t>
       </w:r>
+      <w:r>
+        <w:rPr>
+          <w:rtl w:val="0"/>
+        </w:rPr>
+      </w:r>
     </w:p>
     <w:p>
       <w:pPr>
@@ -896,6 +911,11 @@
         </w:rPr>
         <w:t xml:space="preserve">– Intermediário (Estudando por conta própria)</w:t>
       </w:r>
+      <w:r>
+        <w:rPr>
+          <w:rtl w:val="0"/>
+        </w:rPr>
+      </w:r>
     </w:p>
     <w:p>
       <w:pPr>
@@ -929,6 +949,11 @@
           <w:rtl w:val="0"/>
         </w:rPr>
         <w:t xml:space="preserve">– Básico (Estudando por conta própria)</w:t>
+      </w:r>
+      <w:r>
+        <w:rPr>
+          <w:rtl w:val="0"/>
+        </w:rPr>
       </w:r>
     </w:p>
     <w:p>
@@ -1250,6 +1275,11 @@
         </w:rPr>
         <w:t xml:space="preserve">)</w:t>
       </w:r>
+      <w:r>
+        <w:rPr>
+          <w:rtl w:val="0"/>
+        </w:rPr>
+      </w:r>
     </w:p>
     <w:p>
       <w:pPr>
@@ -1260,7 +1290,6 @@
         <w:spacing w:after="0" w:line="240" w:lineRule="auto"/>
         <w:ind w:left="720" w:hanging="360"/>
         <w:rPr>
-          <w:rFonts w:ascii="Verdana" w:cs="Verdana" w:eastAsia="Verdana" w:hAnsi="Verdana"/>
           <w:i w:val="1"/>
           <w:iCs w:val="1"/>
           <w:color w:val="242424"/>
@@ -1302,7 +1331,6 @@
         <w:spacing w:after="0" w:line="240" w:lineRule="auto"/>
         <w:ind w:left="720" w:hanging="360"/>
         <w:rPr>
-          <w:rFonts w:ascii="Verdana" w:cs="Verdana" w:eastAsia="Verdana" w:hAnsi="Verdana"/>
           <w:i w:val="1"/>
           <w:iCs w:val="1"/>
           <w:color w:val="242424"/>
@@ -1391,6 +1419,11 @@
         </w:rPr>
         <w:t xml:space="preserve">DESTAQUES SECUNDÁRIOS</w:t>
       </w:r>
+      <w:r>
+        <w:rPr>
+          <w:rtl w:val="0"/>
+        </w:rPr>
+      </w:r>
     </w:p>
     <w:p>
       <w:pPr>
@@ -2148,6 +2181,11 @@
           <w:rtl w:val="0"/>
         </w:rPr>
         <w:t xml:space="preserve"> – (Book + Experiência prática)</w:t>
+      </w:r>
+      <w:r>
+        <w:rPr>
+          <w:rtl w:val="0"/>
+        </w:rPr>
       </w:r>
     </w:p>
     <w:p>

--- a/Currículo PT-BR.docx
+++ b/Currículo PT-BR.docx
@@ -900,84 +900,6 @@
           <w:highlight w:val="white"/>
           <w:rtl w:val="0"/>
         </w:rPr>
-        <w:t xml:space="preserve">Spring JPA </w:t>
-      </w:r>
-      <w:r>
-        <w:rPr>
-          <w:rFonts w:ascii="Verdana" w:cs="Verdana" w:eastAsia="Verdana" w:hAnsi="Verdana"/>
-          <w:color w:val="242424"/>
-          <w:highlight w:val="white"/>
-          <w:rtl w:val="0"/>
-        </w:rPr>
-        <w:t xml:space="preserve">– Intermediário (Estudando por conta própria)</w:t>
-      </w:r>
-      <w:r>
-        <w:rPr>
-          <w:rtl w:val="0"/>
-        </w:rPr>
-      </w:r>
-    </w:p>
-    <w:p>
-      <w:pPr>
-        <w:numPr>
-          <w:ilvl w:val="0"/>
-          <w:numId w:val="2"/>
-        </w:numPr>
-        <w:spacing w:after="0" w:line="240" w:lineRule="auto"/>
-        <w:ind w:left="720" w:hanging="360"/>
-        <w:rPr>
-          <w:color w:val="242424"/>
-          <w:highlight w:val="white"/>
-        </w:rPr>
-      </w:pPr>
-      <w:r>
-        <w:rPr>
-          <w:rFonts w:ascii="Verdana" w:cs="Verdana" w:eastAsia="Verdana" w:hAnsi="Verdana"/>
-          <w:b w:val="1"/>
-          <w:bCs w:val="1"/>
-          <w:color w:val="242424"/>
-          <w:highlight w:val="white"/>
-          <w:rtl w:val="0"/>
-        </w:rPr>
-        <w:t xml:space="preserve">Spring Security &amp; JWT </w:t>
-      </w:r>
-      <w:r>
-        <w:rPr>
-          <w:rFonts w:ascii="Verdana" w:cs="Verdana" w:eastAsia="Verdana" w:hAnsi="Verdana"/>
-          <w:color w:val="242424"/>
-          <w:highlight w:val="white"/>
-          <w:rtl w:val="0"/>
-        </w:rPr>
-        <w:t xml:space="preserve">– Básico (Estudando por conta própria)</w:t>
-      </w:r>
-      <w:r>
-        <w:rPr>
-          <w:rtl w:val="0"/>
-        </w:rPr>
-      </w:r>
-    </w:p>
-    <w:p>
-      <w:pPr>
-        <w:numPr>
-          <w:ilvl w:val="0"/>
-          <w:numId w:val="2"/>
-        </w:numPr>
-        <w:spacing w:after="0" w:line="240" w:lineRule="auto"/>
-        <w:ind w:left="720" w:hanging="360"/>
-        <w:rPr>
-          <w:color w:val="242424"/>
-          <w:highlight w:val="white"/>
-        </w:rPr>
-      </w:pPr>
-      <w:r>
-        <w:rPr>
-          <w:rFonts w:ascii="Verdana" w:cs="Verdana" w:eastAsia="Verdana" w:hAnsi="Verdana"/>
-          <w:b w:val="1"/>
-          <w:bCs w:val="1"/>
-          <w:color w:val="242424"/>
-          <w:highlight w:val="white"/>
-          <w:rtl w:val="0"/>
-        </w:rPr>
         <w:t xml:space="preserve">NextJS</w:t>
       </w:r>
       <w:r>
@@ -1100,11 +1022,6 @@
         </w:rPr>
         <w:t xml:space="preserve">(Cod3r + Projetos pessoais)</w:t>
       </w:r>
-      <w:r>
-        <w:rPr>
-          <w:rtl w:val="0"/>
-        </w:rPr>
-      </w:r>
     </w:p>
     <w:p>
       <w:pPr>
@@ -1114,71 +1031,24 @@
         </w:numPr>
         <w:spacing w:after="0" w:line="240" w:lineRule="auto"/>
         <w:ind w:left="720" w:hanging="360"/>
-        <w:rPr>
-          <w:color w:val="242424"/>
-          <w:highlight w:val="white"/>
-        </w:rPr>
-      </w:pPr>
-      <w:r>
-        <w:rPr>
-          <w:rFonts w:ascii="Verdana" w:cs="Verdana" w:eastAsia="Verdana" w:hAnsi="Verdana"/>
-          <w:b w:val="1"/>
-          <w:bCs w:val="1"/>
-          <w:color w:val="242424"/>
-          <w:highlight w:val="white"/>
-          <w:rtl w:val="0"/>
-        </w:rPr>
-        <w:t xml:space="preserve">Tailwind CSS</w:t>
-      </w:r>
-      <w:r>
-        <w:rPr>
-          <w:rFonts w:ascii="Verdana" w:cs="Verdana" w:eastAsia="Verdana" w:hAnsi="Verdana"/>
-          <w:color w:val="242424"/>
-          <w:highlight w:val="white"/>
-          <w:rtl w:val="0"/>
-        </w:rPr>
-        <w:t xml:space="preserve"> – Intermediário </w:t>
-      </w:r>
-      <w:r>
         <w:rPr>
           <w:rFonts w:ascii="Verdana" w:cs="Verdana" w:eastAsia="Verdana" w:hAnsi="Verdana"/>
           <w:i w:val="1"/>
           <w:iCs w:val="1"/>
           <w:color w:val="242424"/>
           <w:highlight w:val="white"/>
-          <w:rtl w:val="0"/>
-        </w:rPr>
-        <w:t xml:space="preserve">(Cod3r + Projetos pessoais)</w:t>
-      </w:r>
-      <w:r>
-        <w:rPr>
-          <w:rtl w:val="0"/>
-        </w:rPr>
-      </w:r>
-    </w:p>
-    <w:p>
-      <w:pPr>
-        <w:numPr>
-          <w:ilvl w:val="0"/>
-          <w:numId w:val="2"/>
-        </w:numPr>
-        <w:spacing w:after="0" w:line="240" w:lineRule="auto"/>
-        <w:ind w:left="720" w:hanging="360"/>
-        <w:rPr>
-          <w:color w:val="242424"/>
-          <w:highlight w:val="white"/>
-        </w:rPr>
-      </w:pPr>
-      <w:r>
-        <w:rPr>
-          <w:rFonts w:ascii="Verdana" w:cs="Verdana" w:eastAsia="Verdana" w:hAnsi="Verdana"/>
-          <w:b w:val="1"/>
-          <w:bCs w:val="1"/>
-          <w:color w:val="242424"/>
-          <w:highlight w:val="white"/>
-          <w:rtl w:val="0"/>
-        </w:rPr>
-        <w:t xml:space="preserve">MySQL</w:t>
+        </w:rPr>
+      </w:pPr>
+      <w:r>
+        <w:rPr>
+          <w:rFonts w:ascii="Verdana" w:cs="Verdana" w:eastAsia="Verdana" w:hAnsi="Verdana"/>
+          <w:b w:val="1"/>
+          <w:bCs w:val="1"/>
+          <w:color w:val="242424"/>
+          <w:highlight w:val="white"/>
+          <w:rtl w:val="0"/>
+        </w:rPr>
+        <w:t xml:space="preserve">HTML, CSS, JavaScript</w:t>
       </w:r>
       <w:r>
         <w:rPr>
@@ -1198,6 +1068,300 @@
           <w:highlight w:val="white"/>
           <w:rtl w:val="0"/>
         </w:rPr>
+        <w:t xml:space="preserve">(Uni Guairacá + Cod3r + Projetos pessoais)</w:t>
+      </w:r>
+    </w:p>
+    <w:p>
+      <w:pPr>
+        <w:numPr>
+          <w:ilvl w:val="0"/>
+          <w:numId w:val="2"/>
+        </w:numPr>
+        <w:spacing w:after="0" w:line="240" w:lineRule="auto"/>
+        <w:ind w:left="720" w:hanging="360"/>
+        <w:rPr>
+          <w:color w:val="242424"/>
+          <w:highlight w:val="white"/>
+        </w:rPr>
+      </w:pPr>
+      <w:r>
+        <w:rPr>
+          <w:rFonts w:ascii="Verdana" w:cs="Verdana" w:eastAsia="Verdana" w:hAnsi="Verdana"/>
+          <w:b w:val="1"/>
+          <w:bCs w:val="1"/>
+          <w:color w:val="242424"/>
+          <w:highlight w:val="white"/>
+          <w:rtl w:val="0"/>
+        </w:rPr>
+        <w:t xml:space="preserve">Tailwind CSS</w:t>
+      </w:r>
+      <w:r>
+        <w:rPr>
+          <w:rFonts w:ascii="Verdana" w:cs="Verdana" w:eastAsia="Verdana" w:hAnsi="Verdana"/>
+          <w:color w:val="242424"/>
+          <w:highlight w:val="white"/>
+          <w:rtl w:val="0"/>
+        </w:rPr>
+        <w:t xml:space="preserve"> – Intermediário </w:t>
+      </w:r>
+      <w:r>
+        <w:rPr>
+          <w:rFonts w:ascii="Verdana" w:cs="Verdana" w:eastAsia="Verdana" w:hAnsi="Verdana"/>
+          <w:i w:val="1"/>
+          <w:iCs w:val="1"/>
+          <w:color w:val="242424"/>
+          <w:highlight w:val="white"/>
+          <w:rtl w:val="0"/>
+        </w:rPr>
+        <w:t xml:space="preserve">(Cod3r + Projetos pessoais)</w:t>
+      </w:r>
+      <w:r>
+        <w:rPr>
+          <w:rtl w:val="0"/>
+        </w:rPr>
+      </w:r>
+    </w:p>
+    <w:p>
+      <w:pPr>
+        <w:spacing w:after="0" w:line="240" w:lineRule="auto"/>
+        <w:rPr>
+          <w:rFonts w:ascii="Verdana" w:cs="Verdana" w:eastAsia="Verdana" w:hAnsi="Verdana"/>
+          <w:color w:val="242424"/>
+          <w:highlight w:val="white"/>
+        </w:rPr>
+      </w:pPr>
+      <w:r>
+        <w:rPr>
+          <w:rtl w:val="0"/>
+        </w:rPr>
+      </w:r>
+    </w:p>
+    <w:p>
+      <w:pPr>
+        <w:spacing w:after="0" w:line="240" w:lineRule="auto"/>
+        <w:rPr>
+          <w:rFonts w:ascii="Verdana" w:cs="Verdana" w:eastAsia="Verdana" w:hAnsi="Verdana"/>
+          <w:color w:val="242424"/>
+          <w:highlight w:val="white"/>
+        </w:rPr>
+      </w:pPr>
+      <w:r>
+        <w:rPr>
+          <w:rtl w:val="0"/>
+        </w:rPr>
+      </w:r>
+    </w:p>
+    <w:p>
+      <w:pPr>
+        <w:numPr>
+          <w:ilvl w:val="0"/>
+          <w:numId w:val="2"/>
+        </w:numPr>
+        <w:spacing w:after="0" w:line="240" w:lineRule="auto"/>
+        <w:ind w:left="720" w:hanging="360"/>
+        <w:rPr>
+          <w:b w:val="1"/>
+          <w:bCs w:val="1"/>
+          <w:color w:val="242424"/>
+          <w:highlight w:val="white"/>
+        </w:rPr>
+      </w:pPr>
+      <w:r>
+        <w:rPr>
+          <w:rFonts w:ascii="Verdana" w:cs="Verdana" w:eastAsia="Verdana" w:hAnsi="Verdana"/>
+          <w:b w:val="1"/>
+          <w:bCs w:val="1"/>
+          <w:color w:val="242424"/>
+          <w:highlight w:val="white"/>
+          <w:rtl w:val="0"/>
+        </w:rPr>
+        <w:t xml:space="preserve">DESTAQUES SECUNDÁRIOS</w:t>
+      </w:r>
+      <w:r>
+        <w:rPr>
+          <w:rtl w:val="0"/>
+        </w:rPr>
+      </w:r>
+    </w:p>
+    <w:p>
+      <w:pPr>
+        <w:spacing w:after="0" w:line="240" w:lineRule="auto"/>
+        <w:ind w:left="720" w:firstLine="0"/>
+        <w:rPr>
+          <w:rFonts w:ascii="Verdana" w:cs="Verdana" w:eastAsia="Verdana" w:hAnsi="Verdana"/>
+          <w:b w:val="1"/>
+          <w:bCs w:val="1"/>
+          <w:color w:val="242424"/>
+          <w:highlight w:val="white"/>
+        </w:rPr>
+      </w:pPr>
+      <w:r>
+        <w:rPr>
+          <w:rtl w:val="0"/>
+        </w:rPr>
+      </w:r>
+    </w:p>
+    <w:p>
+      <w:pPr>
+        <w:numPr>
+          <w:ilvl w:val="0"/>
+          <w:numId w:val="2"/>
+        </w:numPr>
+        <w:spacing w:after="0" w:line="240" w:lineRule="auto"/>
+        <w:ind w:left="720" w:hanging="360"/>
+        <w:rPr>
+          <w:color w:val="242424"/>
+          <w:highlight w:val="white"/>
+        </w:rPr>
+      </w:pPr>
+      <w:r>
+        <w:rPr>
+          <w:rFonts w:ascii="Verdana" w:cs="Verdana" w:eastAsia="Verdana" w:hAnsi="Verdana"/>
+          <w:b w:val="1"/>
+          <w:bCs w:val="1"/>
+          <w:color w:val="242424"/>
+          <w:highlight w:val="white"/>
+          <w:rtl w:val="0"/>
+        </w:rPr>
+        <w:t xml:space="preserve">Vue.JS</w:t>
+      </w:r>
+      <w:r>
+        <w:rPr>
+          <w:rFonts w:ascii="Verdana" w:cs="Verdana" w:eastAsia="Verdana" w:hAnsi="Verdana"/>
+          <w:color w:val="242424"/>
+          <w:highlight w:val="white"/>
+          <w:rtl w:val="0"/>
+        </w:rPr>
+        <w:t xml:space="preserve"> – Básico (Cod3r)</w:t>
+      </w:r>
+    </w:p>
+    <w:p>
+      <w:pPr>
+        <w:numPr>
+          <w:ilvl w:val="0"/>
+          <w:numId w:val="2"/>
+        </w:numPr>
+        <w:spacing w:after="0" w:line="240" w:lineRule="auto"/>
+        <w:ind w:left="720" w:hanging="360"/>
+        <w:rPr>
+          <w:rFonts w:ascii="Verdana" w:cs="Verdana" w:eastAsia="Verdana" w:hAnsi="Verdana"/>
+          <w:color w:val="242424"/>
+          <w:highlight w:val="white"/>
+        </w:rPr>
+      </w:pPr>
+      <w:r>
+        <w:rPr>
+          <w:rFonts w:ascii="Verdana" w:cs="Verdana" w:eastAsia="Verdana" w:hAnsi="Verdana"/>
+          <w:b w:val="1"/>
+          <w:bCs w:val="1"/>
+          <w:color w:val="242424"/>
+          <w:highlight w:val="white"/>
+          <w:rtl w:val="0"/>
+        </w:rPr>
+        <w:t xml:space="preserve">Svelt</w:t>
+      </w:r>
+      <w:r>
+        <w:rPr>
+          <w:rFonts w:ascii="Verdana" w:cs="Verdana" w:eastAsia="Verdana" w:hAnsi="Verdana"/>
+          <w:color w:val="242424"/>
+          <w:highlight w:val="white"/>
+          <w:rtl w:val="0"/>
+        </w:rPr>
+        <w:t xml:space="preserve"> – Básico (Cod3r)</w:t>
+      </w:r>
+    </w:p>
+    <w:p>
+      <w:pPr>
+        <w:numPr>
+          <w:ilvl w:val="0"/>
+          <w:numId w:val="2"/>
+        </w:numPr>
+        <w:spacing w:after="0" w:line="240" w:lineRule="auto"/>
+        <w:ind w:left="720" w:hanging="360"/>
+        <w:rPr>
+          <w:color w:val="242424"/>
+          <w:highlight w:val="white"/>
+        </w:rPr>
+      </w:pPr>
+      <w:r>
+        <w:rPr>
+          <w:rFonts w:ascii="Verdana" w:cs="Verdana" w:eastAsia="Verdana" w:hAnsi="Verdana"/>
+          <w:b w:val="1"/>
+          <w:bCs w:val="1"/>
+          <w:color w:val="242424"/>
+          <w:highlight w:val="white"/>
+          <w:rtl w:val="0"/>
+        </w:rPr>
+        <w:t xml:space="preserve">C++</w:t>
+      </w:r>
+      <w:r>
+        <w:rPr>
+          <w:rFonts w:ascii="Verdana" w:cs="Verdana" w:eastAsia="Verdana" w:hAnsi="Verdana"/>
+          <w:color w:val="242424"/>
+          <w:highlight w:val="white"/>
+          <w:rtl w:val="0"/>
+        </w:rPr>
+        <w:t xml:space="preserve"> – Básico </w:t>
+      </w:r>
+      <w:r>
+        <w:rPr>
+          <w:rFonts w:ascii="Verdana" w:cs="Verdana" w:eastAsia="Verdana" w:hAnsi="Verdana"/>
+          <w:i w:val="1"/>
+          <w:iCs w:val="1"/>
+          <w:color w:val="242424"/>
+          <w:highlight w:val="white"/>
+          <w:rtl w:val="0"/>
+        </w:rPr>
+        <w:t xml:space="preserve">(GameDev.tv)</w:t>
+      </w:r>
+      <w:r>
+        <w:rPr>
+          <w:rtl w:val="0"/>
+        </w:rPr>
+      </w:r>
+    </w:p>
+    <w:p>
+      <w:pPr>
+        <w:numPr>
+          <w:ilvl w:val="0"/>
+          <w:numId w:val="2"/>
+        </w:numPr>
+        <w:spacing w:after="0" w:line="240" w:lineRule="auto"/>
+        <w:ind w:left="720" w:hanging="360"/>
+        <w:rPr>
+          <w:color w:val="242424"/>
+          <w:highlight w:val="white"/>
+        </w:rPr>
+      </w:pPr>
+      <w:r>
+        <w:rPr>
+          <w:rFonts w:ascii="Verdana" w:cs="Verdana" w:eastAsia="Verdana" w:hAnsi="Verdana"/>
+          <w:b w:val="1"/>
+          <w:bCs w:val="1"/>
+          <w:color w:val="242424"/>
+          <w:highlight w:val="white"/>
+          <w:rtl w:val="0"/>
+        </w:rPr>
+        <w:t xml:space="preserve">Ionic</w:t>
+      </w:r>
+      <w:r>
+        <w:rPr>
+          <w:rFonts w:ascii="Verdana" w:cs="Verdana" w:eastAsia="Verdana" w:hAnsi="Verdana"/>
+          <w:color w:val="242424"/>
+          <w:highlight w:val="white"/>
+          <w:rtl w:val="0"/>
+        </w:rPr>
+        <w:t xml:space="preserve"> – Intermediário </w:t>
+      </w:r>
+      <w:r>
+        <w:rPr>
+          <w:rFonts w:ascii="Verdana" w:cs="Verdana" w:eastAsia="Verdana" w:hAnsi="Verdana"/>
+          <w:i w:val="1"/>
+          <w:iCs w:val="1"/>
+          <w:color w:val="242424"/>
+          <w:highlight w:val="white"/>
+          <w:rtl w:val="0"/>
+        </w:rPr>
         <w:t xml:space="preserve">(Uni Guairacá + Projetos pessoais)</w:t>
       </w:r>
       <w:r>
@@ -1215,6 +1379,339 @@
         <w:spacing w:after="0" w:line="240" w:lineRule="auto"/>
         <w:ind w:left="720" w:hanging="360"/>
         <w:rPr>
+          <w:color w:val="242424"/>
+          <w:highlight w:val="white"/>
+        </w:rPr>
+      </w:pPr>
+      <w:r>
+        <w:rPr>
+          <w:rFonts w:ascii="Verdana" w:cs="Verdana" w:eastAsia="Verdana" w:hAnsi="Verdana"/>
+          <w:b w:val="1"/>
+          <w:bCs w:val="1"/>
+          <w:color w:val="242424"/>
+          <w:highlight w:val="white"/>
+          <w:rtl w:val="0"/>
+        </w:rPr>
+        <w:t xml:space="preserve">TypeScript</w:t>
+      </w:r>
+      <w:r>
+        <w:rPr>
+          <w:rFonts w:ascii="Verdana" w:cs="Verdana" w:eastAsia="Verdana" w:hAnsi="Verdana"/>
+          <w:color w:val="242424"/>
+          <w:highlight w:val="white"/>
+          <w:rtl w:val="0"/>
+        </w:rPr>
+        <w:t xml:space="preserve"> – Intermediário </w:t>
+      </w:r>
+      <w:r>
+        <w:rPr>
+          <w:rFonts w:ascii="Verdana" w:cs="Verdana" w:eastAsia="Verdana" w:hAnsi="Verdana"/>
+          <w:i w:val="1"/>
+          <w:iCs w:val="1"/>
+          <w:color w:val="242424"/>
+          <w:highlight w:val="white"/>
+          <w:rtl w:val="0"/>
+        </w:rPr>
+        <w:t xml:space="preserve">(Uni Guairacá + Projetos pessoais)</w:t>
+      </w:r>
+      <w:r>
+        <w:rPr>
+          <w:rtl w:val="0"/>
+        </w:rPr>
+      </w:r>
+    </w:p>
+    <w:p>
+      <w:pPr>
+        <w:numPr>
+          <w:ilvl w:val="0"/>
+          <w:numId w:val="2"/>
+        </w:numPr>
+        <w:spacing w:after="0" w:line="240" w:lineRule="auto"/>
+        <w:ind w:left="720" w:hanging="360"/>
+        <w:rPr>
+          <w:color w:val="242424"/>
+          <w:highlight w:val="white"/>
+        </w:rPr>
+      </w:pPr>
+      <w:r>
+        <w:rPr>
+          <w:rFonts w:ascii="Verdana" w:cs="Verdana" w:eastAsia="Verdana" w:hAnsi="Verdana"/>
+          <w:b w:val="1"/>
+          <w:bCs w:val="1"/>
+          <w:color w:val="242424"/>
+          <w:highlight w:val="white"/>
+          <w:rtl w:val="0"/>
+        </w:rPr>
+        <w:t xml:space="preserve">Python</w:t>
+      </w:r>
+      <w:r>
+        <w:rPr>
+          <w:rFonts w:ascii="Verdana" w:cs="Verdana" w:eastAsia="Verdana" w:hAnsi="Verdana"/>
+          <w:color w:val="242424"/>
+          <w:highlight w:val="white"/>
+          <w:rtl w:val="0"/>
+        </w:rPr>
+        <w:t xml:space="preserve"> – Básico </w:t>
+      </w:r>
+      <w:r>
+        <w:rPr>
+          <w:rFonts w:ascii="Verdana" w:cs="Verdana" w:eastAsia="Verdana" w:hAnsi="Verdana"/>
+          <w:i w:val="1"/>
+          <w:iCs w:val="1"/>
+          <w:color w:val="242424"/>
+          <w:highlight w:val="white"/>
+          <w:rtl w:val="0"/>
+        </w:rPr>
+        <w:t xml:space="preserve">(Uni Guairacá + Udemy + Projetos pessoais)</w:t>
+      </w:r>
+      <w:r>
+        <w:rPr>
+          <w:rtl w:val="0"/>
+        </w:rPr>
+      </w:r>
+    </w:p>
+    <w:p>
+      <w:pPr>
+        <w:numPr>
+          <w:ilvl w:val="0"/>
+          <w:numId w:val="2"/>
+        </w:numPr>
+        <w:spacing w:after="0" w:line="240" w:lineRule="auto"/>
+        <w:ind w:left="720" w:hanging="360"/>
+        <w:rPr>
+          <w:color w:val="242424"/>
+          <w:highlight w:val="white"/>
+        </w:rPr>
+      </w:pPr>
+      <w:r>
+        <w:rPr>
+          <w:rFonts w:ascii="Verdana" w:cs="Verdana" w:eastAsia="Verdana" w:hAnsi="Verdana"/>
+          <w:b w:val="1"/>
+          <w:bCs w:val="1"/>
+          <w:color w:val="242424"/>
+          <w:highlight w:val="white"/>
+          <w:rtl w:val="0"/>
+        </w:rPr>
+        <w:t xml:space="preserve">Angular</w:t>
+      </w:r>
+      <w:r>
+        <w:rPr>
+          <w:rFonts w:ascii="Verdana" w:cs="Verdana" w:eastAsia="Verdana" w:hAnsi="Verdana"/>
+          <w:color w:val="242424"/>
+          <w:highlight w:val="white"/>
+          <w:rtl w:val="0"/>
+        </w:rPr>
+        <w:t xml:space="preserve"> – Básico </w:t>
+      </w:r>
+      <w:r>
+        <w:rPr>
+          <w:rFonts w:ascii="Verdana" w:cs="Verdana" w:eastAsia="Verdana" w:hAnsi="Verdana"/>
+          <w:i w:val="1"/>
+          <w:iCs w:val="1"/>
+          <w:color w:val="242424"/>
+          <w:highlight w:val="white"/>
+          <w:rtl w:val="0"/>
+        </w:rPr>
+        <w:t xml:space="preserve">(Uni Guairacá)</w:t>
+      </w:r>
+      <w:r>
+        <w:rPr>
+          <w:rtl w:val="0"/>
+        </w:rPr>
+      </w:r>
+    </w:p>
+    <w:p>
+      <w:pPr>
+        <w:numPr>
+          <w:ilvl w:val="0"/>
+          <w:numId w:val="2"/>
+        </w:numPr>
+        <w:spacing w:after="0" w:line="240" w:lineRule="auto"/>
+        <w:ind w:left="720" w:hanging="360"/>
+        <w:rPr>
+          <w:color w:val="242424"/>
+          <w:highlight w:val="white"/>
+        </w:rPr>
+      </w:pPr>
+      <w:r>
+        <w:rPr>
+          <w:rFonts w:ascii="Verdana" w:cs="Verdana" w:eastAsia="Verdana" w:hAnsi="Verdana"/>
+          <w:b w:val="1"/>
+          <w:bCs w:val="1"/>
+          <w:color w:val="242424"/>
+          <w:highlight w:val="white"/>
+          <w:rtl w:val="0"/>
+        </w:rPr>
+        <w:t xml:space="preserve">Laravel</w:t>
+      </w:r>
+      <w:r>
+        <w:rPr>
+          <w:rFonts w:ascii="Verdana" w:cs="Verdana" w:eastAsia="Verdana" w:hAnsi="Verdana"/>
+          <w:color w:val="242424"/>
+          <w:highlight w:val="white"/>
+          <w:rtl w:val="0"/>
+        </w:rPr>
+        <w:t xml:space="preserve"> – Básico </w:t>
+      </w:r>
+      <w:r>
+        <w:rPr>
+          <w:rFonts w:ascii="Verdana" w:cs="Verdana" w:eastAsia="Verdana" w:hAnsi="Verdana"/>
+          <w:i w:val="1"/>
+          <w:iCs w:val="1"/>
+          <w:color w:val="242424"/>
+          <w:highlight w:val="white"/>
+          <w:rtl w:val="0"/>
+        </w:rPr>
+        <w:t xml:space="preserve">(Uni Guairacá)</w:t>
+      </w:r>
+      <w:r>
+        <w:rPr>
+          <w:rtl w:val="0"/>
+        </w:rPr>
+      </w:r>
+    </w:p>
+    <w:p>
+      <w:pPr>
+        <w:numPr>
+          <w:ilvl w:val="0"/>
+          <w:numId w:val="2"/>
+        </w:numPr>
+        <w:spacing w:after="0" w:line="240" w:lineRule="auto"/>
+        <w:ind w:left="720" w:hanging="360"/>
+        <w:rPr>
+          <w:color w:val="242424"/>
+          <w:highlight w:val="white"/>
+        </w:rPr>
+      </w:pPr>
+      <w:r>
+        <w:rPr>
+          <w:rFonts w:ascii="Verdana" w:cs="Verdana" w:eastAsia="Verdana" w:hAnsi="Verdana"/>
+          <w:b w:val="1"/>
+          <w:bCs w:val="1"/>
+          <w:color w:val="242424"/>
+          <w:highlight w:val="white"/>
+          <w:rtl w:val="0"/>
+        </w:rPr>
+        <w:t xml:space="preserve">Flutter</w:t>
+      </w:r>
+      <w:r>
+        <w:rPr>
+          <w:rFonts w:ascii="Verdana" w:cs="Verdana" w:eastAsia="Verdana" w:hAnsi="Verdana"/>
+          <w:color w:val="242424"/>
+          <w:highlight w:val="white"/>
+          <w:rtl w:val="0"/>
+        </w:rPr>
+        <w:t xml:space="preserve"> – Básico </w:t>
+      </w:r>
+      <w:r>
+        <w:rPr>
+          <w:rFonts w:ascii="Verdana" w:cs="Verdana" w:eastAsia="Verdana" w:hAnsi="Verdana"/>
+          <w:i w:val="1"/>
+          <w:iCs w:val="1"/>
+          <w:color w:val="242424"/>
+          <w:highlight w:val="white"/>
+          <w:rtl w:val="0"/>
+        </w:rPr>
+        <w:t xml:space="preserve">(Uni Guairacá + Cod3r)</w:t>
+      </w:r>
+      <w:r>
+        <w:rPr>
+          <w:rtl w:val="0"/>
+        </w:rPr>
+      </w:r>
+    </w:p>
+    <w:p>
+      <w:pPr>
+        <w:numPr>
+          <w:ilvl w:val="0"/>
+          <w:numId w:val="2"/>
+        </w:numPr>
+        <w:spacing w:after="0" w:line="240" w:lineRule="auto"/>
+        <w:ind w:left="720" w:hanging="360"/>
+        <w:rPr>
+          <w:color w:val="242424"/>
+          <w:highlight w:val="white"/>
+        </w:rPr>
+      </w:pPr>
+      <w:r>
+        <w:rPr>
+          <w:rFonts w:ascii="Verdana" w:cs="Verdana" w:eastAsia="Verdana" w:hAnsi="Verdana"/>
+          <w:b w:val="1"/>
+          <w:bCs w:val="1"/>
+          <w:color w:val="242424"/>
+          <w:highlight w:val="white"/>
+          <w:rtl w:val="0"/>
+        </w:rPr>
+        <w:t xml:space="preserve">C </w:t>
+      </w:r>
+      <w:r>
+        <w:rPr>
+          <w:rFonts w:ascii="Verdana" w:cs="Verdana" w:eastAsia="Verdana" w:hAnsi="Verdana"/>
+          <w:color w:val="242424"/>
+          <w:highlight w:val="white"/>
+          <w:rtl w:val="0"/>
+        </w:rPr>
+        <w:t xml:space="preserve">– Básico </w:t>
+      </w:r>
+      <w:r>
+        <w:rPr>
+          <w:rFonts w:ascii="Verdana" w:cs="Verdana" w:eastAsia="Verdana" w:hAnsi="Verdana"/>
+          <w:i w:val="1"/>
+          <w:iCs w:val="1"/>
+          <w:color w:val="242424"/>
+          <w:highlight w:val="white"/>
+          <w:rtl w:val="0"/>
+        </w:rPr>
+        <w:t xml:space="preserve">(Uni Guairacá)</w:t>
+      </w:r>
+    </w:p>
+    <w:p>
+      <w:pPr>
+        <w:numPr>
+          <w:ilvl w:val="0"/>
+          <w:numId w:val="2"/>
+        </w:numPr>
+        <w:spacing w:after="0" w:line="240" w:lineRule="auto"/>
+        <w:ind w:left="720" w:hanging="360"/>
+        <w:rPr>
+          <w:rFonts w:ascii="Verdana" w:cs="Verdana" w:eastAsia="Verdana" w:hAnsi="Verdana"/>
+          <w:i w:val="1"/>
+          <w:iCs w:val="1"/>
+          <w:color w:val="242424"/>
+          <w:highlight w:val="white"/>
+        </w:rPr>
+      </w:pPr>
+      <w:r>
+        <w:rPr>
+          <w:rFonts w:ascii="Verdana" w:cs="Verdana" w:eastAsia="Verdana" w:hAnsi="Verdana"/>
+          <w:b w:val="1"/>
+          <w:bCs w:val="1"/>
+          <w:color w:val="242424"/>
+          <w:highlight w:val="white"/>
+          <w:rtl w:val="0"/>
+        </w:rPr>
+        <w:t xml:space="preserve">Cibersegurança - </w:t>
+      </w:r>
+      <w:r>
+        <w:rPr>
+          <w:rFonts w:ascii="Verdana" w:cs="Verdana" w:eastAsia="Verdana" w:hAnsi="Verdana"/>
+          <w:color w:val="242424"/>
+          <w:highlight w:val="white"/>
+          <w:rtl w:val="0"/>
+        </w:rPr>
+        <w:t xml:space="preserve">Básico (Vitor Mazuco)</w:t>
+      </w:r>
+    </w:p>
+    <w:p>
+      <w:pPr>
+        <w:numPr>
+          <w:ilvl w:val="0"/>
+          <w:numId w:val="2"/>
+        </w:numPr>
+        <w:spacing w:after="0" w:line="240" w:lineRule="auto"/>
+        <w:ind w:left="720" w:hanging="360"/>
+        <w:rPr>
+          <w:rFonts w:ascii="Verdana" w:cs="Verdana" w:eastAsia="Verdana" w:hAnsi="Verdana"/>
           <w:color w:val="242424"/>
           <w:highlight w:val="white"/>
         </w:rPr>
@@ -1283,189 +1780,330 @@
     </w:p>
     <w:p>
       <w:pPr>
-        <w:numPr>
-          <w:ilvl w:val="0"/>
-          <w:numId w:val="2"/>
-        </w:numPr>
-        <w:spacing w:after="0" w:line="240" w:lineRule="auto"/>
-        <w:ind w:left="720" w:hanging="360"/>
-        <w:rPr>
+        <w:spacing w:after="0" w:line="240" w:lineRule="auto"/>
+        <w:ind w:left="720" w:firstLine="0"/>
+        <w:rPr>
+          <w:rFonts w:ascii="Verdana" w:cs="Verdana" w:eastAsia="Verdana" w:hAnsi="Verdana"/>
+          <w:color w:val="242424"/>
+          <w:highlight w:val="white"/>
+        </w:rPr>
+      </w:pPr>
+      <w:r>
+        <w:rPr>
+          <w:rtl w:val="0"/>
+        </w:rPr>
+      </w:r>
+    </w:p>
+    <w:p>
+      <w:pPr>
+        <w:spacing w:after="0" w:line="240" w:lineRule="auto"/>
+        <w:ind w:hanging="284"/>
+        <w:rPr>
+          <w:rFonts w:ascii="Verdana" w:cs="Verdana" w:eastAsia="Verdana" w:hAnsi="Verdana"/>
+          <w:b w:val="1"/>
+          <w:bCs w:val="1"/>
+          <w:color w:val="242424"/>
+          <w:highlight w:val="white"/>
+        </w:rPr>
+      </w:pPr>
+      <w:r>
+        <w:rPr>
+          <w:rFonts w:ascii="Verdana" w:cs="Verdana" w:eastAsia="Verdana" w:hAnsi="Verdana"/>
+          <w:b w:val="1"/>
+          <w:bCs w:val="1"/>
+          <w:color w:val="242424"/>
+          <w:highlight w:val="white"/>
+          <w:rtl w:val="0"/>
+        </w:rPr>
+        <w:t xml:space="preserve">Tools &amp; Practices</w:t>
+      </w:r>
+    </w:p>
+    <w:p>
+      <w:pPr>
+        <w:spacing w:after="0" w:line="240" w:lineRule="auto"/>
+        <w:ind w:hanging="284"/>
+        <w:rPr>
+          <w:rFonts w:ascii="Verdana" w:cs="Verdana" w:eastAsia="Verdana" w:hAnsi="Verdana"/>
+          <w:color w:val="242424"/>
+          <w:highlight w:val="white"/>
+        </w:rPr>
+      </w:pPr>
+      <w:r>
+        <w:rPr>
+          <w:rtl w:val="0"/>
+        </w:rPr>
+      </w:r>
+    </w:p>
+    <w:p>
+      <w:pPr>
+        <w:numPr>
+          <w:ilvl w:val="0"/>
+          <w:numId w:val="3"/>
+        </w:numPr>
+        <w:spacing w:after="0" w:line="240" w:lineRule="auto"/>
+        <w:ind w:left="720" w:hanging="360"/>
+        <w:rPr>
+          <w:color w:val="242424"/>
+          <w:highlight w:val="white"/>
+        </w:rPr>
+      </w:pPr>
+      <w:r>
+        <w:rPr>
+          <w:rFonts w:ascii="Verdana" w:cs="Verdana" w:eastAsia="Verdana" w:hAnsi="Verdana"/>
+          <w:b w:val="1"/>
+          <w:bCs w:val="1"/>
+          <w:color w:val="242424"/>
+          <w:highlight w:val="white"/>
+          <w:rtl w:val="0"/>
+        </w:rPr>
+        <w:t xml:space="preserve">Spring JPA </w:t>
+      </w:r>
+      <w:r>
+        <w:rPr>
+          <w:rFonts w:ascii="Verdana" w:cs="Verdana" w:eastAsia="Verdana" w:hAnsi="Verdana"/>
+          <w:color w:val="242424"/>
+          <w:highlight w:val="white"/>
+          <w:rtl w:val="0"/>
+        </w:rPr>
+        <w:t xml:space="preserve">– Intermediário (Estudando por conta própria)</w:t>
+      </w:r>
+      <w:r>
+        <w:rPr>
+          <w:rtl w:val="0"/>
+        </w:rPr>
+      </w:r>
+    </w:p>
+    <w:p>
+      <w:pPr>
+        <w:numPr>
+          <w:ilvl w:val="0"/>
+          <w:numId w:val="3"/>
+        </w:numPr>
+        <w:spacing w:after="0" w:line="240" w:lineRule="auto"/>
+        <w:ind w:left="720" w:hanging="360"/>
+        <w:rPr>
+          <w:color w:val="242424"/>
+          <w:highlight w:val="white"/>
+        </w:rPr>
+      </w:pPr>
+      <w:r>
+        <w:rPr>
+          <w:rFonts w:ascii="Verdana" w:cs="Verdana" w:eastAsia="Verdana" w:hAnsi="Verdana"/>
+          <w:b w:val="1"/>
+          <w:bCs w:val="1"/>
+          <w:color w:val="242424"/>
+          <w:highlight w:val="white"/>
+          <w:rtl w:val="0"/>
+        </w:rPr>
+        <w:t xml:space="preserve">Spring Security &amp; JWT </w:t>
+      </w:r>
+      <w:r>
+        <w:rPr>
+          <w:rFonts w:ascii="Verdana" w:cs="Verdana" w:eastAsia="Verdana" w:hAnsi="Verdana"/>
+          <w:color w:val="242424"/>
+          <w:highlight w:val="white"/>
+          <w:rtl w:val="0"/>
+        </w:rPr>
+        <w:t xml:space="preserve">– Básico (Estudando por conta própria)</w:t>
+      </w:r>
+    </w:p>
+    <w:p>
+      <w:pPr>
+        <w:numPr>
+          <w:ilvl w:val="0"/>
+          <w:numId w:val="3"/>
+        </w:numPr>
+        <w:spacing w:after="0" w:line="240" w:lineRule="auto"/>
+        <w:ind w:left="720" w:hanging="360"/>
+        <w:rPr>
+          <w:rFonts w:ascii="Verdana" w:cs="Verdana" w:eastAsia="Verdana" w:hAnsi="Verdana"/>
+          <w:color w:val="242424"/>
+          <w:highlight w:val="white"/>
+        </w:rPr>
+      </w:pPr>
+      <w:r>
+        <w:rPr>
+          <w:rFonts w:ascii="Verdana" w:cs="Verdana" w:eastAsia="Verdana" w:hAnsi="Verdana"/>
+          <w:b w:val="1"/>
+          <w:bCs w:val="1"/>
+          <w:color w:val="242424"/>
+          <w:highlight w:val="white"/>
+          <w:rtl w:val="0"/>
+        </w:rPr>
+        <w:t xml:space="preserve">RabbitMQ </w:t>
+      </w:r>
+      <w:r>
+        <w:rPr>
+          <w:rFonts w:ascii="Verdana" w:cs="Verdana" w:eastAsia="Verdana" w:hAnsi="Verdana"/>
+          <w:color w:val="242424"/>
+          <w:highlight w:val="white"/>
+          <w:rtl w:val="0"/>
+        </w:rPr>
+        <w:t xml:space="preserve">– Básico (Projetos pessoais)</w:t>
+      </w:r>
+    </w:p>
+    <w:p>
+      <w:pPr>
+        <w:numPr>
+          <w:ilvl w:val="0"/>
+          <w:numId w:val="3"/>
+        </w:numPr>
+        <w:spacing w:after="0" w:line="240" w:lineRule="auto"/>
+        <w:ind w:left="720" w:hanging="360"/>
+        <w:rPr>
+          <w:color w:val="242424"/>
+          <w:highlight w:val="white"/>
+        </w:rPr>
+      </w:pPr>
+      <w:r>
+        <w:rPr>
+          <w:rFonts w:ascii="Verdana" w:cs="Verdana" w:eastAsia="Verdana" w:hAnsi="Verdana"/>
+          <w:b w:val="1"/>
+          <w:bCs w:val="1"/>
+          <w:color w:val="242424"/>
+          <w:highlight w:val="white"/>
+          <w:rtl w:val="0"/>
+        </w:rPr>
+        <w:t xml:space="preserve">Git/GitHub</w:t>
+      </w:r>
+      <w:r>
+        <w:rPr>
+          <w:rFonts w:ascii="Verdana" w:cs="Verdana" w:eastAsia="Verdana" w:hAnsi="Verdana"/>
+          <w:color w:val="242424"/>
+          <w:highlight w:val="white"/>
+          <w:rtl w:val="0"/>
+        </w:rPr>
+        <w:t xml:space="preserve"> – Intermediário </w:t>
+      </w:r>
+      <w:r>
+        <w:rPr>
+          <w:rFonts w:ascii="Verdana" w:cs="Verdana" w:eastAsia="Verdana" w:hAnsi="Verdana"/>
           <w:i w:val="1"/>
           <w:iCs w:val="1"/>
           <w:color w:val="242424"/>
           <w:highlight w:val="white"/>
-        </w:rPr>
-      </w:pPr>
-      <w:r>
-        <w:rPr>
-          <w:rFonts w:ascii="Verdana" w:cs="Verdana" w:eastAsia="Verdana" w:hAnsi="Verdana"/>
-          <w:b w:val="1"/>
-          <w:bCs w:val="1"/>
-          <w:color w:val="242424"/>
-          <w:highlight w:val="white"/>
-          <w:rtl w:val="0"/>
-        </w:rPr>
-        <w:t xml:space="preserve">Cibersegurança - </w:t>
-      </w:r>
-      <w:r>
-        <w:rPr>
-          <w:rFonts w:ascii="Verdana" w:cs="Verdana" w:eastAsia="Verdana" w:hAnsi="Verdana"/>
-          <w:color w:val="242424"/>
-          <w:highlight w:val="white"/>
-          <w:rtl w:val="0"/>
-        </w:rPr>
-        <w:t xml:space="preserve">Básico (Vitor Mazuco)</w:t>
-      </w:r>
-      <w:r>
-        <w:rPr>
-          <w:rtl w:val="0"/>
-        </w:rPr>
-      </w:r>
-    </w:p>
-    <w:p>
-      <w:pPr>
-        <w:numPr>
-          <w:ilvl w:val="0"/>
-          <w:numId w:val="2"/>
-        </w:numPr>
-        <w:spacing w:after="0" w:line="240" w:lineRule="auto"/>
-        <w:ind w:left="720" w:hanging="360"/>
-        <w:rPr>
+          <w:rtl w:val="0"/>
+        </w:rPr>
+        <w:t xml:space="preserve">(Uni Guairacá + Udemy + Projetos)</w:t>
+      </w:r>
+      <w:r>
+        <w:rPr>
+          <w:rtl w:val="0"/>
+        </w:rPr>
+      </w:r>
+    </w:p>
+    <w:p>
+      <w:pPr>
+        <w:numPr>
+          <w:ilvl w:val="0"/>
+          <w:numId w:val="3"/>
+        </w:numPr>
+        <w:spacing w:after="0" w:line="240" w:lineRule="auto"/>
+        <w:ind w:left="720" w:hanging="360"/>
+        <w:rPr>
+          <w:color w:val="242424"/>
+          <w:highlight w:val="white"/>
+        </w:rPr>
+      </w:pPr>
+      <w:r>
+        <w:rPr>
+          <w:rFonts w:ascii="Verdana" w:cs="Verdana" w:eastAsia="Verdana" w:hAnsi="Verdana"/>
+          <w:b w:val="1"/>
+          <w:bCs w:val="1"/>
+          <w:color w:val="242424"/>
+          <w:highlight w:val="white"/>
+          <w:rtl w:val="0"/>
+        </w:rPr>
+        <w:t xml:space="preserve">Docker </w:t>
+      </w:r>
+      <w:r>
+        <w:rPr>
+          <w:rFonts w:ascii="Verdana" w:cs="Verdana" w:eastAsia="Verdana" w:hAnsi="Verdana"/>
+          <w:color w:val="242424"/>
+          <w:highlight w:val="white"/>
+          <w:rtl w:val="0"/>
+        </w:rPr>
+        <w:t xml:space="preserve">– Básico </w:t>
+      </w:r>
+      <w:r>
+        <w:rPr>
+          <w:rFonts w:ascii="Verdana" w:cs="Verdana" w:eastAsia="Verdana" w:hAnsi="Verdana"/>
           <w:i w:val="1"/>
           <w:iCs w:val="1"/>
           <w:color w:val="242424"/>
           <w:highlight w:val="white"/>
-        </w:rPr>
-      </w:pPr>
-      <w:r>
-        <w:rPr>
-          <w:rFonts w:ascii="Verdana" w:cs="Verdana" w:eastAsia="Verdana" w:hAnsi="Verdana"/>
-          <w:b w:val="1"/>
-          <w:bCs w:val="1"/>
-          <w:color w:val="242424"/>
-          <w:highlight w:val="white"/>
-          <w:rtl w:val="0"/>
-        </w:rPr>
-        <w:t xml:space="preserve">Kali Linux - </w:t>
-      </w:r>
-      <w:r>
-        <w:rPr>
-          <w:rFonts w:ascii="Verdana" w:cs="Verdana" w:eastAsia="Verdana" w:hAnsi="Verdana"/>
-          <w:color w:val="242424"/>
-          <w:highlight w:val="white"/>
-          <w:rtl w:val="0"/>
-        </w:rPr>
-        <w:t xml:space="preserve">Básico (Vitor Mazuco)</w:t>
-      </w:r>
-      <w:r>
-        <w:rPr>
-          <w:rtl w:val="0"/>
-        </w:rPr>
-      </w:r>
-    </w:p>
-    <w:p>
-      <w:pPr>
-        <w:spacing w:after="0" w:line="240" w:lineRule="auto"/>
-        <w:rPr>
-          <w:rFonts w:ascii="Verdana" w:cs="Verdana" w:eastAsia="Verdana" w:hAnsi="Verdana"/>
-          <w:color w:val="242424"/>
-          <w:highlight w:val="white"/>
-        </w:rPr>
-      </w:pPr>
-      <w:r>
-        <w:rPr>
-          <w:rtl w:val="0"/>
-        </w:rPr>
-      </w:r>
-    </w:p>
-    <w:p>
-      <w:pPr>
-        <w:spacing w:after="0" w:line="240" w:lineRule="auto"/>
-        <w:rPr>
-          <w:rFonts w:ascii="Verdana" w:cs="Verdana" w:eastAsia="Verdana" w:hAnsi="Verdana"/>
-          <w:color w:val="242424"/>
-          <w:highlight w:val="white"/>
-        </w:rPr>
-      </w:pPr>
-      <w:r>
-        <w:rPr>
-          <w:rtl w:val="0"/>
-        </w:rPr>
-      </w:r>
-    </w:p>
-    <w:p>
-      <w:pPr>
-        <w:numPr>
-          <w:ilvl w:val="0"/>
-          <w:numId w:val="2"/>
-        </w:numPr>
-        <w:spacing w:after="0" w:line="240" w:lineRule="auto"/>
-        <w:ind w:left="720" w:hanging="360"/>
-        <w:rPr>
-          <w:b w:val="1"/>
-          <w:bCs w:val="1"/>
-          <w:color w:val="242424"/>
-          <w:highlight w:val="white"/>
-        </w:rPr>
-      </w:pPr>
-      <w:r>
-        <w:rPr>
-          <w:rFonts w:ascii="Verdana" w:cs="Verdana" w:eastAsia="Verdana" w:hAnsi="Verdana"/>
-          <w:b w:val="1"/>
-          <w:bCs w:val="1"/>
-          <w:color w:val="242424"/>
-          <w:highlight w:val="white"/>
-          <w:rtl w:val="0"/>
-        </w:rPr>
-        <w:t xml:space="preserve">DESTAQUES SECUNDÁRIOS</w:t>
-      </w:r>
-      <w:r>
-        <w:rPr>
-          <w:rtl w:val="0"/>
-        </w:rPr>
-      </w:r>
-    </w:p>
-    <w:p>
-      <w:pPr>
-        <w:spacing w:after="0" w:line="240" w:lineRule="auto"/>
-        <w:ind w:left="720" w:firstLine="0"/>
-        <w:rPr>
-          <w:rFonts w:ascii="Verdana" w:cs="Verdana" w:eastAsia="Verdana" w:hAnsi="Verdana"/>
-          <w:b w:val="1"/>
-          <w:bCs w:val="1"/>
-          <w:color w:val="242424"/>
-          <w:highlight w:val="white"/>
-        </w:rPr>
-      </w:pPr>
-      <w:r>
-        <w:rPr>
-          <w:rtl w:val="0"/>
-        </w:rPr>
-      </w:r>
-    </w:p>
-    <w:p>
-      <w:pPr>
-        <w:numPr>
-          <w:ilvl w:val="0"/>
-          <w:numId w:val="2"/>
-        </w:numPr>
-        <w:spacing w:after="0" w:line="240" w:lineRule="auto"/>
-        <w:ind w:left="720" w:hanging="360"/>
-        <w:rPr>
-          <w:color w:val="242424"/>
-          <w:highlight w:val="white"/>
-        </w:rPr>
-      </w:pPr>
-      <w:r>
-        <w:rPr>
-          <w:rFonts w:ascii="Verdana" w:cs="Verdana" w:eastAsia="Verdana" w:hAnsi="Verdana"/>
-          <w:b w:val="1"/>
-          <w:bCs w:val="1"/>
-          <w:color w:val="242424"/>
-          <w:highlight w:val="white"/>
-          <w:rtl w:val="0"/>
-        </w:rPr>
-        <w:t xml:space="preserve">C++</w:t>
+          <w:rtl w:val="0"/>
+        </w:rPr>
+        <w:t xml:space="preserve">(Projetos pessoais)</w:t>
+      </w:r>
+      <w:r>
+        <w:rPr>
+          <w:rtl w:val="0"/>
+        </w:rPr>
+      </w:r>
+    </w:p>
+    <w:p>
+      <w:pPr>
+        <w:numPr>
+          <w:ilvl w:val="0"/>
+          <w:numId w:val="3"/>
+        </w:numPr>
+        <w:spacing w:after="0" w:line="240" w:lineRule="auto"/>
+        <w:ind w:left="720" w:hanging="360"/>
+        <w:rPr>
+          <w:color w:val="242424"/>
+          <w:highlight w:val="white"/>
+        </w:rPr>
+      </w:pPr>
+      <w:r>
+        <w:rPr>
+          <w:rFonts w:ascii="Verdana" w:cs="Verdana" w:eastAsia="Verdana" w:hAnsi="Verdana"/>
+          <w:b w:val="1"/>
+          <w:bCs w:val="1"/>
+          <w:color w:val="242424"/>
+          <w:highlight w:val="white"/>
+          <w:rtl w:val="0"/>
+        </w:rPr>
+        <w:t xml:space="preserve">Clean Code</w:t>
+      </w:r>
+      <w:r>
+        <w:rPr>
+          <w:rFonts w:ascii="Verdana" w:cs="Verdana" w:eastAsia="Verdana" w:hAnsi="Verdana"/>
+          <w:color w:val="242424"/>
+          <w:highlight w:val="white"/>
+          <w:rtl w:val="0"/>
+        </w:rPr>
+        <w:t xml:space="preserve"> – (Book + Experiência prática)</w:t>
+      </w:r>
+      <w:r>
+        <w:rPr>
+          <w:rtl w:val="0"/>
+        </w:rPr>
+      </w:r>
+    </w:p>
+    <w:p>
+      <w:pPr>
+        <w:numPr>
+          <w:ilvl w:val="0"/>
+          <w:numId w:val="3"/>
+        </w:numPr>
+        <w:spacing w:after="0" w:line="240" w:lineRule="auto"/>
+        <w:ind w:left="720" w:hanging="360"/>
+        <w:rPr>
+          <w:color w:val="242424"/>
+          <w:highlight w:val="white"/>
+        </w:rPr>
+      </w:pPr>
+      <w:r>
+        <w:rPr>
+          <w:rFonts w:ascii="Verdana" w:cs="Verdana" w:eastAsia="Verdana" w:hAnsi="Verdana"/>
+          <w:b w:val="1"/>
+          <w:bCs w:val="1"/>
+          <w:color w:val="242424"/>
+          <w:highlight w:val="white"/>
+          <w:rtl w:val="0"/>
+        </w:rPr>
+        <w:t xml:space="preserve">SCRUM</w:t>
       </w:r>
       <w:r>
         <w:rPr>
@@ -1485,87 +2123,35 @@
           <w:highlight w:val="white"/>
           <w:rtl w:val="0"/>
         </w:rPr>
-        <w:t xml:space="preserve">(GameDev.tv)</w:t>
-      </w:r>
-      <w:r>
-        <w:rPr>
-          <w:rtl w:val="0"/>
-        </w:rPr>
-      </w:r>
-    </w:p>
-    <w:p>
-      <w:pPr>
-        <w:numPr>
-          <w:ilvl w:val="0"/>
-          <w:numId w:val="2"/>
-        </w:numPr>
-        <w:spacing w:after="0" w:line="240" w:lineRule="auto"/>
-        <w:ind w:left="720" w:hanging="360"/>
-        <w:rPr>
-          <w:color w:val="242424"/>
-          <w:highlight w:val="white"/>
-        </w:rPr>
-      </w:pPr>
-      <w:r>
-        <w:rPr>
-          <w:rFonts w:ascii="Verdana" w:cs="Verdana" w:eastAsia="Verdana" w:hAnsi="Verdana"/>
-          <w:b w:val="1"/>
-          <w:bCs w:val="1"/>
-          <w:color w:val="242424"/>
-          <w:highlight w:val="white"/>
-          <w:rtl w:val="0"/>
-        </w:rPr>
-        <w:t xml:space="preserve">Ionic</w:t>
-      </w:r>
-      <w:r>
-        <w:rPr>
-          <w:rFonts w:ascii="Verdana" w:cs="Verdana" w:eastAsia="Verdana" w:hAnsi="Verdana"/>
-          <w:color w:val="242424"/>
-          <w:highlight w:val="white"/>
-          <w:rtl w:val="0"/>
-        </w:rPr>
-        <w:t xml:space="preserve"> – Intermediário </w:t>
-      </w:r>
-      <w:r>
+        <w:t xml:space="preserve">(Uni Guairacá)</w:t>
+      </w:r>
+    </w:p>
+    <w:p>
+      <w:pPr>
+        <w:numPr>
+          <w:ilvl w:val="0"/>
+          <w:numId w:val="3"/>
+        </w:numPr>
+        <w:spacing w:after="0" w:line="240" w:lineRule="auto"/>
+        <w:ind w:left="720" w:hanging="360"/>
         <w:rPr>
           <w:rFonts w:ascii="Verdana" w:cs="Verdana" w:eastAsia="Verdana" w:hAnsi="Verdana"/>
           <w:i w:val="1"/>
           <w:iCs w:val="1"/>
           <w:color w:val="242424"/>
           <w:highlight w:val="white"/>
-          <w:rtl w:val="0"/>
-        </w:rPr>
-        <w:t xml:space="preserve">(Uni Guairacá + Projetos pessoais)</w:t>
-      </w:r>
-      <w:r>
-        <w:rPr>
-          <w:rtl w:val="0"/>
-        </w:rPr>
-      </w:r>
-    </w:p>
-    <w:p>
-      <w:pPr>
-        <w:numPr>
-          <w:ilvl w:val="0"/>
-          <w:numId w:val="2"/>
-        </w:numPr>
-        <w:spacing w:after="0" w:line="240" w:lineRule="auto"/>
-        <w:ind w:left="720" w:hanging="360"/>
-        <w:rPr>
-          <w:color w:val="242424"/>
-          <w:highlight w:val="white"/>
-        </w:rPr>
-      </w:pPr>
-      <w:r>
-        <w:rPr>
-          <w:rFonts w:ascii="Verdana" w:cs="Verdana" w:eastAsia="Verdana" w:hAnsi="Verdana"/>
-          <w:b w:val="1"/>
-          <w:bCs w:val="1"/>
-          <w:color w:val="242424"/>
-          <w:highlight w:val="white"/>
-          <w:rtl w:val="0"/>
-        </w:rPr>
-        <w:t xml:space="preserve">TypeScript</w:t>
+        </w:rPr>
+      </w:pPr>
+      <w:r>
+        <w:rPr>
+          <w:rFonts w:ascii="Verdana" w:cs="Verdana" w:eastAsia="Verdana" w:hAnsi="Verdana"/>
+          <w:b w:val="1"/>
+          <w:bCs w:val="1"/>
+          <w:color w:val="242424"/>
+          <w:highlight w:val="white"/>
+          <w:rtl w:val="0"/>
+        </w:rPr>
+        <w:t xml:space="preserve">MySQL</w:t>
       </w:r>
       <w:r>
         <w:rPr>
@@ -1587,144 +2173,84 @@
         </w:rPr>
         <w:t xml:space="preserve">(Uni Guairacá + Projetos pessoais)</w:t>
       </w:r>
-      <w:r>
-        <w:rPr>
-          <w:rtl w:val="0"/>
-        </w:rPr>
-      </w:r>
-    </w:p>
-    <w:p>
-      <w:pPr>
-        <w:numPr>
-          <w:ilvl w:val="0"/>
-          <w:numId w:val="2"/>
-        </w:numPr>
-        <w:spacing w:after="0" w:line="240" w:lineRule="auto"/>
-        <w:ind w:left="720" w:hanging="360"/>
-        <w:rPr>
-          <w:color w:val="242424"/>
-          <w:highlight w:val="white"/>
-        </w:rPr>
-      </w:pPr>
-      <w:r>
-        <w:rPr>
-          <w:rFonts w:ascii="Verdana" w:cs="Verdana" w:eastAsia="Verdana" w:hAnsi="Verdana"/>
-          <w:b w:val="1"/>
-          <w:bCs w:val="1"/>
-          <w:color w:val="242424"/>
-          <w:highlight w:val="white"/>
-          <w:rtl w:val="0"/>
-        </w:rPr>
-        <w:t xml:space="preserve">Firebase</w:t>
-      </w:r>
-      <w:r>
-        <w:rPr>
-          <w:rFonts w:ascii="Verdana" w:cs="Verdana" w:eastAsia="Verdana" w:hAnsi="Verdana"/>
-          <w:color w:val="242424"/>
-          <w:highlight w:val="white"/>
-          <w:rtl w:val="0"/>
-        </w:rPr>
-        <w:t xml:space="preserve"> – Intermediário </w:t>
-      </w:r>
-      <w:r>
+    </w:p>
+    <w:p>
+      <w:pPr>
+        <w:numPr>
+          <w:ilvl w:val="0"/>
+          <w:numId w:val="3"/>
+        </w:numPr>
+        <w:spacing w:after="0" w:line="240" w:lineRule="auto"/>
+        <w:ind w:left="720" w:hanging="360"/>
         <w:rPr>
           <w:rFonts w:ascii="Verdana" w:cs="Verdana" w:eastAsia="Verdana" w:hAnsi="Verdana"/>
           <w:i w:val="1"/>
           <w:iCs w:val="1"/>
           <w:color w:val="242424"/>
           <w:highlight w:val="white"/>
-          <w:rtl w:val="0"/>
-        </w:rPr>
-        <w:t xml:space="preserve">(Uni Guairacá + Projetos pessoais)</w:t>
-      </w:r>
-      <w:r>
-        <w:rPr>
-          <w:rtl w:val="0"/>
-        </w:rPr>
-      </w:r>
-    </w:p>
-    <w:p>
-      <w:pPr>
-        <w:numPr>
-          <w:ilvl w:val="0"/>
-          <w:numId w:val="2"/>
-        </w:numPr>
-        <w:spacing w:after="0" w:line="240" w:lineRule="auto"/>
-        <w:ind w:left="720" w:hanging="360"/>
-        <w:rPr>
-          <w:color w:val="242424"/>
-          <w:highlight w:val="white"/>
-        </w:rPr>
-      </w:pPr>
-      <w:r>
-        <w:rPr>
-          <w:rFonts w:ascii="Verdana" w:cs="Verdana" w:eastAsia="Verdana" w:hAnsi="Verdana"/>
-          <w:b w:val="1"/>
-          <w:bCs w:val="1"/>
-          <w:color w:val="242424"/>
-          <w:highlight w:val="white"/>
-          <w:rtl w:val="0"/>
-        </w:rPr>
-        <w:t xml:space="preserve">HTML, CSS, JavaScript</w:t>
-      </w:r>
-      <w:r>
-        <w:rPr>
-          <w:rFonts w:ascii="Verdana" w:cs="Verdana" w:eastAsia="Verdana" w:hAnsi="Verdana"/>
-          <w:color w:val="242424"/>
-          <w:highlight w:val="white"/>
-          <w:rtl w:val="0"/>
-        </w:rPr>
-        <w:t xml:space="preserve"> – Intermediário </w:t>
-      </w:r>
-      <w:r>
+        </w:rPr>
+      </w:pPr>
+      <w:r>
+        <w:rPr>
+          <w:rFonts w:ascii="Verdana" w:cs="Verdana" w:eastAsia="Verdana" w:hAnsi="Verdana"/>
+          <w:b w:val="1"/>
+          <w:bCs w:val="1"/>
+          <w:color w:val="242424"/>
+          <w:highlight w:val="white"/>
+          <w:rtl w:val="0"/>
+        </w:rPr>
+        <w:t xml:space="preserve">PostgreSQL</w:t>
+      </w:r>
+      <w:r>
+        <w:rPr>
+          <w:rFonts w:ascii="Verdana" w:cs="Verdana" w:eastAsia="Verdana" w:hAnsi="Verdana"/>
+          <w:color w:val="242424"/>
+          <w:highlight w:val="white"/>
+          <w:rtl w:val="0"/>
+        </w:rPr>
+        <w:t xml:space="preserve"> – Intermediário (Projetos pessoais)</w:t>
+      </w:r>
+      <w:r>
+        <w:rPr>
+          <w:rtl w:val="0"/>
+        </w:rPr>
+      </w:r>
+    </w:p>
+    <w:p>
+      <w:pPr>
+        <w:numPr>
+          <w:ilvl w:val="0"/>
+          <w:numId w:val="3"/>
+        </w:numPr>
+        <w:spacing w:after="0" w:line="240" w:lineRule="auto"/>
+        <w:ind w:left="720" w:hanging="360"/>
         <w:rPr>
           <w:rFonts w:ascii="Verdana" w:cs="Verdana" w:eastAsia="Verdana" w:hAnsi="Verdana"/>
           <w:i w:val="1"/>
           <w:iCs w:val="1"/>
           <w:color w:val="242424"/>
           <w:highlight w:val="white"/>
-          <w:rtl w:val="0"/>
-        </w:rPr>
-        <w:t xml:space="preserve">(Uni Guairacá + Projetos pessoais)</w:t>
-      </w:r>
-      <w:r>
-        <w:rPr>
-          <w:rtl w:val="0"/>
-        </w:rPr>
-      </w:r>
-    </w:p>
-    <w:p>
-      <w:pPr>
-        <w:numPr>
-          <w:ilvl w:val="0"/>
-          <w:numId w:val="2"/>
-        </w:numPr>
-        <w:spacing w:after="0" w:line="240" w:lineRule="auto"/>
-        <w:ind w:left="720" w:hanging="360"/>
-        <w:rPr>
-          <w:color w:val="242424"/>
-          <w:highlight w:val="white"/>
-        </w:rPr>
-      </w:pPr>
-      <w:r>
-        <w:rPr>
-          <w:rFonts w:ascii="Verdana" w:cs="Verdana" w:eastAsia="Verdana" w:hAnsi="Verdana"/>
-          <w:b w:val="1"/>
-          <w:bCs w:val="1"/>
-          <w:color w:val="242424"/>
-          <w:highlight w:val="white"/>
-          <w:rtl w:val="0"/>
-        </w:rPr>
-        <w:t xml:space="preserve">Python</w:t>
-      </w:r>
-      <w:r>
-        <w:rPr>
-          <w:rFonts w:ascii="Verdana" w:cs="Verdana" w:eastAsia="Verdana" w:hAnsi="Verdana"/>
-          <w:color w:val="242424"/>
-          <w:highlight w:val="white"/>
-          <w:rtl w:val="0"/>
-        </w:rPr>
-        <w:t xml:space="preserve"> – Básico </w:t>
+        </w:rPr>
+      </w:pPr>
+      <w:r>
+        <w:rPr>
+          <w:rFonts w:ascii="Verdana" w:cs="Verdana" w:eastAsia="Verdana" w:hAnsi="Verdana"/>
+          <w:b w:val="1"/>
+          <w:bCs w:val="1"/>
+          <w:color w:val="242424"/>
+          <w:highlight w:val="white"/>
+          <w:rtl w:val="0"/>
+        </w:rPr>
+        <w:t xml:space="preserve">Firebase</w:t>
+      </w:r>
+      <w:r>
+        <w:rPr>
+          <w:rFonts w:ascii="Verdana" w:cs="Verdana" w:eastAsia="Verdana" w:hAnsi="Verdana"/>
+          <w:color w:val="242424"/>
+          <w:highlight w:val="white"/>
+          <w:rtl w:val="0"/>
+        </w:rPr>
+        <w:t xml:space="preserve"> – Intermediário </w:t>
       </w:r>
       <w:r>
         <w:rPr>
@@ -1735,96 +2261,139 @@
           <w:highlight w:val="white"/>
           <w:rtl w:val="0"/>
         </w:rPr>
-        <w:t xml:space="preserve">(Uni Guairacá + Udemy + Projetos pessoais)</w:t>
-      </w:r>
-      <w:r>
-        <w:rPr>
-          <w:rtl w:val="0"/>
-        </w:rPr>
-      </w:r>
-    </w:p>
-    <w:p>
-      <w:pPr>
-        <w:numPr>
-          <w:ilvl w:val="0"/>
-          <w:numId w:val="2"/>
-        </w:numPr>
-        <w:spacing w:after="0" w:line="240" w:lineRule="auto"/>
-        <w:ind w:left="720" w:hanging="360"/>
-        <w:rPr>
-          <w:color w:val="242424"/>
-          <w:highlight w:val="white"/>
-        </w:rPr>
-      </w:pPr>
-      <w:r>
-        <w:rPr>
-          <w:rFonts w:ascii="Verdana" w:cs="Verdana" w:eastAsia="Verdana" w:hAnsi="Verdana"/>
-          <w:b w:val="1"/>
-          <w:bCs w:val="1"/>
-          <w:color w:val="242424"/>
-          <w:highlight w:val="white"/>
-          <w:rtl w:val="0"/>
-        </w:rPr>
-        <w:t xml:space="preserve">Angular</w:t>
-      </w:r>
-      <w:r>
-        <w:rPr>
-          <w:rFonts w:ascii="Verdana" w:cs="Verdana" w:eastAsia="Verdana" w:hAnsi="Verdana"/>
-          <w:color w:val="242424"/>
-          <w:highlight w:val="white"/>
-          <w:rtl w:val="0"/>
-        </w:rPr>
-        <w:t xml:space="preserve"> – Básico </w:t>
-      </w:r>
-      <w:r>
+        <w:t xml:space="preserve">(Uni Guairacá + Projetos pessoais)</w:t>
+      </w:r>
+    </w:p>
+    <w:p>
+      <w:pPr>
+        <w:numPr>
+          <w:ilvl w:val="0"/>
+          <w:numId w:val="3"/>
+        </w:numPr>
+        <w:spacing w:after="0" w:line="240" w:lineRule="auto"/>
+        <w:ind w:left="720" w:hanging="360"/>
         <w:rPr>
           <w:rFonts w:ascii="Verdana" w:cs="Verdana" w:eastAsia="Verdana" w:hAnsi="Verdana"/>
           <w:i w:val="1"/>
           <w:iCs w:val="1"/>
           <w:color w:val="242424"/>
           <w:highlight w:val="white"/>
-          <w:rtl w:val="0"/>
-        </w:rPr>
-        <w:t xml:space="preserve">(Uni Guairacá)</w:t>
-      </w:r>
-      <w:r>
-        <w:rPr>
-          <w:rtl w:val="0"/>
-        </w:rPr>
-      </w:r>
-    </w:p>
-    <w:p>
-      <w:pPr>
-        <w:numPr>
-          <w:ilvl w:val="0"/>
-          <w:numId w:val="2"/>
-        </w:numPr>
-        <w:spacing w:after="0" w:line="240" w:lineRule="auto"/>
-        <w:ind w:left="720" w:hanging="360"/>
-        <w:rPr>
-          <w:color w:val="242424"/>
-          <w:highlight w:val="white"/>
-        </w:rPr>
-      </w:pPr>
-      <w:r>
-        <w:rPr>
-          <w:rFonts w:ascii="Verdana" w:cs="Verdana" w:eastAsia="Verdana" w:hAnsi="Verdana"/>
-          <w:b w:val="1"/>
-          <w:bCs w:val="1"/>
-          <w:color w:val="242424"/>
-          <w:highlight w:val="white"/>
-          <w:rtl w:val="0"/>
-        </w:rPr>
-        <w:t xml:space="preserve">Laravel</w:t>
-      </w:r>
-      <w:r>
-        <w:rPr>
-          <w:rFonts w:ascii="Verdana" w:cs="Verdana" w:eastAsia="Verdana" w:hAnsi="Verdana"/>
-          <w:color w:val="242424"/>
-          <w:highlight w:val="white"/>
-          <w:rtl w:val="0"/>
-        </w:rPr>
-        <w:t xml:space="preserve"> – Básico </w:t>
+        </w:rPr>
+      </w:pPr>
+      <w:r>
+        <w:rPr>
+          <w:rFonts w:ascii="Verdana" w:cs="Verdana" w:eastAsia="Verdana" w:hAnsi="Verdana"/>
+          <w:b w:val="1"/>
+          <w:bCs w:val="1"/>
+          <w:color w:val="242424"/>
+          <w:highlight w:val="white"/>
+          <w:rtl w:val="0"/>
+        </w:rPr>
+        <w:t xml:space="preserve">Kali Linux - </w:t>
+      </w:r>
+      <w:r>
+        <w:rPr>
+          <w:rFonts w:ascii="Verdana" w:cs="Verdana" w:eastAsia="Verdana" w:hAnsi="Verdana"/>
+          <w:color w:val="242424"/>
+          <w:highlight w:val="white"/>
+          <w:rtl w:val="0"/>
+        </w:rPr>
+        <w:t xml:space="preserve">Básico (Vitor Mazuco)</w:t>
+      </w:r>
+      <w:r>
+        <w:rPr>
+          <w:rtl w:val="0"/>
+        </w:rPr>
+      </w:r>
+    </w:p>
+    <w:p>
+      <w:pPr>
+        <w:spacing w:after="0" w:line="240" w:lineRule="auto"/>
+        <w:ind w:left="720" w:firstLine="0"/>
+        <w:rPr>
+          <w:rFonts w:ascii="Verdana" w:cs="Verdana" w:eastAsia="Verdana" w:hAnsi="Verdana"/>
+          <w:color w:val="242424"/>
+          <w:highlight w:val="white"/>
+        </w:rPr>
+      </w:pPr>
+      <w:r>
+        <w:rPr>
+          <w:rtl w:val="0"/>
+        </w:rPr>
+      </w:r>
+    </w:p>
+    <w:p>
+      <w:pPr>
+        <w:spacing w:after="0" w:line="240" w:lineRule="auto"/>
+        <w:ind w:hanging="284"/>
+        <w:rPr>
+          <w:rFonts w:ascii="Verdana" w:cs="Verdana" w:eastAsia="Verdana" w:hAnsi="Verdana"/>
+          <w:b w:val="1"/>
+          <w:bCs w:val="1"/>
+          <w:color w:val="242424"/>
+          <w:highlight w:val="white"/>
+        </w:rPr>
+      </w:pPr>
+      <w:r>
+        <w:rPr>
+          <w:rFonts w:ascii="Verdana" w:cs="Verdana" w:eastAsia="Verdana" w:hAnsi="Verdana"/>
+          <w:b w:val="1"/>
+          <w:bCs w:val="1"/>
+          <w:color w:val="242424"/>
+          <w:highlight w:val="white"/>
+          <w:rtl w:val="0"/>
+        </w:rPr>
+        <w:t xml:space="preserve">Other Skills</w:t>
+      </w:r>
+    </w:p>
+    <w:p>
+      <w:pPr>
+        <w:spacing w:after="0" w:line="240" w:lineRule="auto"/>
+        <w:ind w:hanging="284"/>
+        <w:rPr>
+          <w:rFonts w:ascii="Verdana" w:cs="Verdana" w:eastAsia="Verdana" w:hAnsi="Verdana"/>
+          <w:color w:val="242424"/>
+          <w:highlight w:val="white"/>
+        </w:rPr>
+      </w:pPr>
+      <w:r>
+        <w:rPr>
+          <w:rtl w:val="0"/>
+        </w:rPr>
+      </w:r>
+    </w:p>
+    <w:p>
+      <w:pPr>
+        <w:numPr>
+          <w:ilvl w:val="0"/>
+          <w:numId w:val="4"/>
+        </w:numPr>
+        <w:spacing w:after="0" w:line="240" w:lineRule="auto"/>
+        <w:ind w:left="720" w:hanging="360"/>
+        <w:rPr>
+          <w:color w:val="242424"/>
+          <w:highlight w:val="white"/>
+        </w:rPr>
+      </w:pPr>
+      <w:r>
+        <w:rPr>
+          <w:rFonts w:ascii="Verdana" w:cs="Verdana" w:eastAsia="Verdana" w:hAnsi="Verdana"/>
+          <w:b w:val="1"/>
+          <w:bCs w:val="1"/>
+          <w:color w:val="242424"/>
+          <w:highlight w:val="white"/>
+          <w:rtl w:val="0"/>
+        </w:rPr>
+        <w:t xml:space="preserve">Inglês</w:t>
+      </w:r>
+      <w:r>
+        <w:rPr>
+          <w:rFonts w:ascii="Verdana" w:cs="Verdana" w:eastAsia="Verdana" w:hAnsi="Verdana"/>
+          <w:color w:val="242424"/>
+          <w:highlight w:val="white"/>
+          <w:rtl w:val="0"/>
+        </w:rPr>
+        <w:t xml:space="preserve"> – Avançado </w:t>
       </w:r>
       <w:r>
         <w:rPr>
@@ -1835,46 +2404,46 @@
           <w:highlight w:val="white"/>
           <w:rtl w:val="0"/>
         </w:rPr>
-        <w:t xml:space="preserve">(Uni Guairacá)</w:t>
-      </w:r>
-      <w:r>
-        <w:rPr>
-          <w:rtl w:val="0"/>
-        </w:rPr>
-      </w:r>
-    </w:p>
-    <w:p>
-      <w:pPr>
-        <w:numPr>
-          <w:ilvl w:val="0"/>
-          <w:numId w:val="2"/>
-        </w:numPr>
-        <w:spacing w:after="0" w:line="240" w:lineRule="auto"/>
-        <w:ind w:left="720" w:hanging="360"/>
-        <w:rPr>
-          <w:color w:val="242424"/>
-          <w:highlight w:val="white"/>
-        </w:rPr>
-      </w:pPr>
-      <w:r>
-        <w:rPr>
-          <w:rFonts w:ascii="Verdana" w:cs="Verdana" w:eastAsia="Verdana" w:hAnsi="Verdana"/>
-          <w:b w:val="1"/>
-          <w:bCs w:val="1"/>
-          <w:color w:val="242424"/>
-          <w:highlight w:val="white"/>
-          <w:rtl w:val="0"/>
-        </w:rPr>
-        <w:t xml:space="preserve">Flutter</w:t>
-      </w:r>
-      <w:r>
-        <w:rPr>
-          <w:rFonts w:ascii="Verdana" w:cs="Verdana" w:eastAsia="Verdana" w:hAnsi="Verdana"/>
-          <w:color w:val="242424"/>
-          <w:highlight w:val="white"/>
-          <w:rtl w:val="0"/>
-        </w:rPr>
-        <w:t xml:space="preserve"> – Básico </w:t>
+        <w:t xml:space="preserve">(Talk-UP + Experiência pessoal)</w:t>
+      </w:r>
+      <w:r>
+        <w:rPr>
+          <w:rtl w:val="0"/>
+        </w:rPr>
+      </w:r>
+    </w:p>
+    <w:p>
+      <w:pPr>
+        <w:numPr>
+          <w:ilvl w:val="0"/>
+          <w:numId w:val="4"/>
+        </w:numPr>
+        <w:spacing w:after="0" w:line="240" w:lineRule="auto"/>
+        <w:ind w:left="720" w:hanging="360"/>
+        <w:rPr>
+          <w:color w:val="242424"/>
+          <w:highlight w:val="white"/>
+        </w:rPr>
+      </w:pPr>
+      <w:r>
+        <w:rPr>
+          <w:rFonts w:ascii="Verdana" w:cs="Verdana" w:eastAsia="Verdana" w:hAnsi="Verdana"/>
+          <w:b w:val="1"/>
+          <w:bCs w:val="1"/>
+          <w:color w:val="242424"/>
+          <w:highlight w:val="white"/>
+          <w:rtl w:val="0"/>
+        </w:rPr>
+        <w:t xml:space="preserve">Hardware</w:t>
+      </w:r>
+      <w:r>
+        <w:rPr>
+          <w:rFonts w:ascii="Verdana" w:cs="Verdana" w:eastAsia="Verdana" w:hAnsi="Verdana"/>
+          <w:color w:val="242424"/>
+          <w:highlight w:val="white"/>
+          <w:rtl w:val="0"/>
+        </w:rPr>
+        <w:t xml:space="preserve"> – Avançado </w:t>
       </w:r>
       <w:r>
         <w:rPr>
@@ -1885,46 +2454,46 @@
           <w:highlight w:val="white"/>
           <w:rtl w:val="0"/>
         </w:rPr>
-        <w:t xml:space="preserve">(Uni Guairacá + Cod3r)</w:t>
-      </w:r>
-      <w:r>
-        <w:rPr>
-          <w:rtl w:val="0"/>
-        </w:rPr>
-      </w:r>
-    </w:p>
-    <w:p>
-      <w:pPr>
-        <w:numPr>
-          <w:ilvl w:val="0"/>
-          <w:numId w:val="2"/>
-        </w:numPr>
-        <w:spacing w:after="0" w:line="240" w:lineRule="auto"/>
-        <w:ind w:left="720" w:hanging="360"/>
-        <w:rPr>
-          <w:color w:val="242424"/>
-          <w:highlight w:val="white"/>
-        </w:rPr>
-      </w:pPr>
-      <w:r>
-        <w:rPr>
-          <w:rFonts w:ascii="Verdana" w:cs="Verdana" w:eastAsia="Verdana" w:hAnsi="Verdana"/>
-          <w:b w:val="1"/>
-          <w:bCs w:val="1"/>
-          <w:color w:val="242424"/>
-          <w:highlight w:val="white"/>
-          <w:rtl w:val="0"/>
-        </w:rPr>
-        <w:t xml:space="preserve">C </w:t>
-      </w:r>
-      <w:r>
-        <w:rPr>
-          <w:rFonts w:ascii="Verdana" w:cs="Verdana" w:eastAsia="Verdana" w:hAnsi="Verdana"/>
-          <w:color w:val="242424"/>
-          <w:highlight w:val="white"/>
-          <w:rtl w:val="0"/>
-        </w:rPr>
-        <w:t xml:space="preserve">– Básico </w:t>
+        <w:t xml:space="preserve">(Experiência pessoal)</w:t>
+      </w:r>
+      <w:r>
+        <w:rPr>
+          <w:rtl w:val="0"/>
+        </w:rPr>
+      </w:r>
+    </w:p>
+    <w:p>
+      <w:pPr>
+        <w:numPr>
+          <w:ilvl w:val="0"/>
+          <w:numId w:val="4"/>
+        </w:numPr>
+        <w:spacing w:after="0" w:line="240" w:lineRule="auto"/>
+        <w:ind w:left="720" w:hanging="360"/>
+        <w:rPr>
+          <w:color w:val="242424"/>
+          <w:highlight w:val="white"/>
+        </w:rPr>
+      </w:pPr>
+      <w:r>
+        <w:rPr>
+          <w:rFonts w:ascii="Verdana" w:cs="Verdana" w:eastAsia="Verdana" w:hAnsi="Verdana"/>
+          <w:b w:val="1"/>
+          <w:bCs w:val="1"/>
+          <w:color w:val="242424"/>
+          <w:highlight w:val="white"/>
+          <w:rtl w:val="0"/>
+        </w:rPr>
+        <w:t xml:space="preserve">Software</w:t>
+      </w:r>
+      <w:r>
+        <w:rPr>
+          <w:rFonts w:ascii="Verdana" w:cs="Verdana" w:eastAsia="Verdana" w:hAnsi="Verdana"/>
+          <w:color w:val="242424"/>
+          <w:highlight w:val="white"/>
+          <w:rtl w:val="0"/>
+        </w:rPr>
+        <w:t xml:space="preserve"> – Avançado </w:t>
       </w:r>
       <w:r>
         <w:rPr>
@@ -1935,46 +2504,46 @@
           <w:highlight w:val="white"/>
           <w:rtl w:val="0"/>
         </w:rPr>
-        <w:t xml:space="preserve">(Uni Guairacá)</w:t>
-      </w:r>
-      <w:r>
-        <w:rPr>
-          <w:rtl w:val="0"/>
-        </w:rPr>
-      </w:r>
-    </w:p>
-    <w:p>
-      <w:pPr>
-        <w:numPr>
-          <w:ilvl w:val="0"/>
-          <w:numId w:val="2"/>
-        </w:numPr>
-        <w:spacing w:after="0" w:line="240" w:lineRule="auto"/>
-        <w:ind w:left="720" w:hanging="360"/>
-        <w:rPr>
-          <w:color w:val="242424"/>
-          <w:highlight w:val="white"/>
-        </w:rPr>
-      </w:pPr>
-      <w:r>
-        <w:rPr>
-          <w:rFonts w:ascii="Verdana" w:cs="Verdana" w:eastAsia="Verdana" w:hAnsi="Verdana"/>
-          <w:b w:val="1"/>
-          <w:bCs w:val="1"/>
-          <w:color w:val="242424"/>
-          <w:highlight w:val="white"/>
-          <w:rtl w:val="0"/>
-        </w:rPr>
-        <w:t xml:space="preserve">Inteligência Artificial </w:t>
-      </w:r>
-      <w:r>
-        <w:rPr>
-          <w:rFonts w:ascii="Verdana" w:cs="Verdana" w:eastAsia="Verdana" w:hAnsi="Verdana"/>
-          <w:color w:val="242424"/>
-          <w:highlight w:val="white"/>
-          <w:rtl w:val="0"/>
-        </w:rPr>
-        <w:t xml:space="preserve">– Básico </w:t>
+        <w:t xml:space="preserve">(Experiência pessoal)</w:t>
+      </w:r>
+      <w:r>
+        <w:rPr>
+          <w:rtl w:val="0"/>
+        </w:rPr>
+      </w:r>
+    </w:p>
+    <w:p>
+      <w:pPr>
+        <w:numPr>
+          <w:ilvl w:val="0"/>
+          <w:numId w:val="4"/>
+        </w:numPr>
+        <w:spacing w:after="0" w:line="240" w:lineRule="auto"/>
+        <w:ind w:left="720" w:hanging="360"/>
+        <w:rPr>
+          <w:color w:val="242424"/>
+          <w:highlight w:val="white"/>
+        </w:rPr>
+      </w:pPr>
+      <w:r>
+        <w:rPr>
+          <w:rFonts w:ascii="Verdana" w:cs="Verdana" w:eastAsia="Verdana" w:hAnsi="Verdana"/>
+          <w:b w:val="1"/>
+          <w:bCs w:val="1"/>
+          <w:color w:val="242424"/>
+          <w:highlight w:val="white"/>
+          <w:rtl w:val="0"/>
+        </w:rPr>
+        <w:t xml:space="preserve">Estrutura de Dados</w:t>
+      </w:r>
+      <w:r>
+        <w:rPr>
+          <w:rFonts w:ascii="Verdana" w:cs="Verdana" w:eastAsia="Verdana" w:hAnsi="Verdana"/>
+          <w:color w:val="242424"/>
+          <w:highlight w:val="white"/>
+          <w:rtl w:val="0"/>
+        </w:rPr>
+        <w:t xml:space="preserve"> – Básico </w:t>
       </w:r>
       <w:r>
         <w:rPr>
@@ -1987,141 +2556,33 @@
         </w:rPr>
         <w:t xml:space="preserve">(Uni Guairacá)</w:t>
       </w:r>
-      <w:r>
-        <w:rPr>
-          <w:rtl w:val="0"/>
-        </w:rPr>
-      </w:r>
-    </w:p>
-    <w:p>
-      <w:pPr>
-        <w:spacing w:after="0" w:line="240" w:lineRule="auto"/>
-        <w:ind w:left="720" w:firstLine="0"/>
-        <w:rPr>
-          <w:rFonts w:ascii="Verdana" w:cs="Verdana" w:eastAsia="Verdana" w:hAnsi="Verdana"/>
-          <w:color w:val="242424"/>
-          <w:highlight w:val="white"/>
-        </w:rPr>
-      </w:pPr>
-      <w:r>
-        <w:rPr>
-          <w:rtl w:val="0"/>
-        </w:rPr>
-      </w:r>
-    </w:p>
-    <w:p>
-      <w:pPr>
-        <w:spacing w:after="0" w:line="240" w:lineRule="auto"/>
-        <w:ind w:hanging="284"/>
-        <w:rPr>
-          <w:rFonts w:ascii="Verdana" w:cs="Verdana" w:eastAsia="Verdana" w:hAnsi="Verdana"/>
-          <w:b w:val="1"/>
-          <w:bCs w:val="1"/>
-          <w:color w:val="242424"/>
-          <w:highlight w:val="white"/>
-        </w:rPr>
-      </w:pPr>
-      <w:r>
-        <w:rPr>
-          <w:rFonts w:ascii="Verdana" w:cs="Verdana" w:eastAsia="Verdana" w:hAnsi="Verdana"/>
-          <w:b w:val="1"/>
-          <w:bCs w:val="1"/>
-          <w:color w:val="242424"/>
-          <w:highlight w:val="white"/>
-          <w:rtl w:val="0"/>
-        </w:rPr>
-        <w:t xml:space="preserve">Tools &amp; Practices</w:t>
-      </w:r>
-    </w:p>
-    <w:p>
-      <w:pPr>
-        <w:spacing w:after="0" w:line="240" w:lineRule="auto"/>
-        <w:ind w:hanging="284"/>
-        <w:rPr>
-          <w:rFonts w:ascii="Verdana" w:cs="Verdana" w:eastAsia="Verdana" w:hAnsi="Verdana"/>
-          <w:color w:val="242424"/>
-          <w:highlight w:val="white"/>
-        </w:rPr>
-      </w:pPr>
-      <w:r>
-        <w:rPr>
-          <w:rtl w:val="0"/>
-        </w:rPr>
-      </w:r>
-    </w:p>
-    <w:p>
-      <w:pPr>
-        <w:numPr>
-          <w:ilvl w:val="0"/>
-          <w:numId w:val="3"/>
-        </w:numPr>
-        <w:spacing w:after="0" w:line="240" w:lineRule="auto"/>
-        <w:ind w:left="720" w:hanging="360"/>
-        <w:rPr>
-          <w:color w:val="242424"/>
-          <w:highlight w:val="white"/>
-        </w:rPr>
-      </w:pPr>
-      <w:r>
-        <w:rPr>
-          <w:rFonts w:ascii="Verdana" w:cs="Verdana" w:eastAsia="Verdana" w:hAnsi="Verdana"/>
-          <w:b w:val="1"/>
-          <w:bCs w:val="1"/>
-          <w:color w:val="242424"/>
-          <w:highlight w:val="white"/>
-          <w:rtl w:val="0"/>
-        </w:rPr>
-        <w:t xml:space="preserve">Git/GitHub</w:t>
-      </w:r>
-      <w:r>
-        <w:rPr>
-          <w:rFonts w:ascii="Verdana" w:cs="Verdana" w:eastAsia="Verdana" w:hAnsi="Verdana"/>
-          <w:color w:val="242424"/>
-          <w:highlight w:val="white"/>
-          <w:rtl w:val="0"/>
-        </w:rPr>
-        <w:t xml:space="preserve"> – Intermediário </w:t>
-      </w:r>
-      <w:r>
+    </w:p>
+    <w:p>
+      <w:pPr>
+        <w:numPr>
+          <w:ilvl w:val="0"/>
+          <w:numId w:val="4"/>
+        </w:numPr>
+        <w:spacing w:after="0" w:line="240" w:lineRule="auto"/>
+        <w:ind w:left="720" w:hanging="360"/>
         <w:rPr>
           <w:rFonts w:ascii="Verdana" w:cs="Verdana" w:eastAsia="Verdana" w:hAnsi="Verdana"/>
           <w:i w:val="1"/>
           <w:iCs w:val="1"/>
           <w:color w:val="242424"/>
           <w:highlight w:val="white"/>
-          <w:rtl w:val="0"/>
-        </w:rPr>
-        <w:t xml:space="preserve">(Uni Guairacá + Udemy + Projetos)</w:t>
-      </w:r>
-      <w:r>
-        <w:rPr>
-          <w:rtl w:val="0"/>
-        </w:rPr>
-      </w:r>
-    </w:p>
-    <w:p>
-      <w:pPr>
-        <w:numPr>
-          <w:ilvl w:val="0"/>
-          <w:numId w:val="3"/>
-        </w:numPr>
-        <w:spacing w:after="0" w:line="240" w:lineRule="auto"/>
-        <w:ind w:left="720" w:hanging="360"/>
-        <w:rPr>
-          <w:color w:val="242424"/>
-          <w:highlight w:val="white"/>
-        </w:rPr>
-      </w:pPr>
-      <w:r>
-        <w:rPr>
-          <w:rFonts w:ascii="Verdana" w:cs="Verdana" w:eastAsia="Verdana" w:hAnsi="Verdana"/>
-          <w:b w:val="1"/>
-          <w:bCs w:val="1"/>
-          <w:color w:val="242424"/>
-          <w:highlight w:val="white"/>
-          <w:rtl w:val="0"/>
-        </w:rPr>
-        <w:t xml:space="preserve">Docker </w:t>
+        </w:rPr>
+      </w:pPr>
+      <w:r>
+        <w:rPr>
+          <w:rFonts w:ascii="Verdana" w:cs="Verdana" w:eastAsia="Verdana" w:hAnsi="Verdana"/>
+          <w:b w:val="1"/>
+          <w:bCs w:val="1"/>
+          <w:color w:val="242424"/>
+          <w:highlight w:val="white"/>
+          <w:rtl w:val="0"/>
+        </w:rPr>
+        <w:t xml:space="preserve">Inteligência Artificial </w:t>
       </w:r>
       <w:r>
         <w:rPr>
@@ -2141,157 +2602,35 @@
           <w:highlight w:val="white"/>
           <w:rtl w:val="0"/>
         </w:rPr>
-        <w:t xml:space="preserve">(Projetos pessoais)</w:t>
-      </w:r>
-      <w:r>
-        <w:rPr>
-          <w:rtl w:val="0"/>
-        </w:rPr>
-      </w:r>
-    </w:p>
-    <w:p>
-      <w:pPr>
-        <w:numPr>
-          <w:ilvl w:val="0"/>
-          <w:numId w:val="3"/>
-        </w:numPr>
-        <w:spacing w:after="0" w:line="240" w:lineRule="auto"/>
-        <w:ind w:left="720" w:hanging="360"/>
-        <w:rPr>
-          <w:color w:val="242424"/>
-          <w:highlight w:val="white"/>
-        </w:rPr>
-      </w:pPr>
-      <w:r>
-        <w:rPr>
-          <w:rFonts w:ascii="Verdana" w:cs="Verdana" w:eastAsia="Verdana" w:hAnsi="Verdana"/>
-          <w:b w:val="1"/>
-          <w:bCs w:val="1"/>
-          <w:color w:val="242424"/>
-          <w:highlight w:val="white"/>
-          <w:rtl w:val="0"/>
-        </w:rPr>
-        <w:t xml:space="preserve">Clean Code</w:t>
-      </w:r>
-      <w:r>
-        <w:rPr>
-          <w:rFonts w:ascii="Verdana" w:cs="Verdana" w:eastAsia="Verdana" w:hAnsi="Verdana"/>
-          <w:color w:val="242424"/>
-          <w:highlight w:val="white"/>
-          <w:rtl w:val="0"/>
-        </w:rPr>
-        <w:t xml:space="preserve"> – (Book + Experiência prática)</w:t>
-      </w:r>
-      <w:r>
-        <w:rPr>
-          <w:rtl w:val="0"/>
-        </w:rPr>
-      </w:r>
-    </w:p>
-    <w:p>
-      <w:pPr>
-        <w:numPr>
-          <w:ilvl w:val="0"/>
-          <w:numId w:val="3"/>
-        </w:numPr>
-        <w:spacing w:after="0" w:line="240" w:lineRule="auto"/>
-        <w:ind w:left="720" w:hanging="360"/>
-        <w:rPr>
-          <w:color w:val="242424"/>
-          <w:highlight w:val="white"/>
-        </w:rPr>
-      </w:pPr>
-      <w:r>
-        <w:rPr>
-          <w:rFonts w:ascii="Verdana" w:cs="Verdana" w:eastAsia="Verdana" w:hAnsi="Verdana"/>
-          <w:b w:val="1"/>
-          <w:bCs w:val="1"/>
-          <w:color w:val="242424"/>
-          <w:highlight w:val="white"/>
-          <w:rtl w:val="0"/>
-        </w:rPr>
-        <w:t xml:space="preserve">SCRUM</w:t>
-      </w:r>
-      <w:r>
-        <w:rPr>
-          <w:rFonts w:ascii="Verdana" w:cs="Verdana" w:eastAsia="Verdana" w:hAnsi="Verdana"/>
-          <w:color w:val="242424"/>
-          <w:highlight w:val="white"/>
-          <w:rtl w:val="0"/>
-        </w:rPr>
-        <w:t xml:space="preserve"> – Básico </w:t>
-      </w:r>
-      <w:r>
+        <w:t xml:space="preserve">(Uni Guairacá)</w:t>
+      </w:r>
+    </w:p>
+    <w:p>
+      <w:pPr>
+        <w:numPr>
+          <w:ilvl w:val="0"/>
+          <w:numId w:val="4"/>
+        </w:numPr>
+        <w:spacing w:after="0" w:line="240" w:lineRule="auto"/>
+        <w:ind w:left="720" w:hanging="360"/>
         <w:rPr>
           <w:rFonts w:ascii="Verdana" w:cs="Verdana" w:eastAsia="Verdana" w:hAnsi="Verdana"/>
           <w:i w:val="1"/>
           <w:iCs w:val="1"/>
           <w:color w:val="242424"/>
           <w:highlight w:val="white"/>
-          <w:rtl w:val="0"/>
-        </w:rPr>
-        <w:t xml:space="preserve">(Uni Guairacá)</w:t>
-      </w:r>
-      <w:r>
-        <w:rPr>
-          <w:rtl w:val="0"/>
-        </w:rPr>
-      </w:r>
-    </w:p>
-    <w:p>
-      <w:pPr>
-        <w:spacing w:after="0" w:line="240" w:lineRule="auto"/>
-        <w:ind w:left="720" w:firstLine="0"/>
-        <w:rPr>
-          <w:rFonts w:ascii="Verdana" w:cs="Verdana" w:eastAsia="Verdana" w:hAnsi="Verdana"/>
-          <w:color w:val="242424"/>
-          <w:highlight w:val="white"/>
-        </w:rPr>
-      </w:pPr>
-      <w:r>
-        <w:rPr>
-          <w:rtl w:val="0"/>
-        </w:rPr>
-      </w:r>
-    </w:p>
-    <w:p>
-      <w:pPr>
-        <w:spacing w:after="0" w:line="240" w:lineRule="auto"/>
-        <w:ind w:hanging="284"/>
-        <w:rPr>
-          <w:rFonts w:ascii="Verdana" w:cs="Verdana" w:eastAsia="Verdana" w:hAnsi="Verdana"/>
-          <w:b w:val="1"/>
-          <w:bCs w:val="1"/>
-          <w:color w:val="242424"/>
-          <w:highlight w:val="white"/>
-        </w:rPr>
-      </w:pPr>
-      <w:r>
-        <w:rPr>
-          <w:rFonts w:ascii="Verdana" w:cs="Verdana" w:eastAsia="Verdana" w:hAnsi="Verdana"/>
-          <w:b w:val="1"/>
-          <w:bCs w:val="1"/>
-          <w:color w:val="242424"/>
-          <w:highlight w:val="white"/>
-          <w:rtl w:val="0"/>
-        </w:rPr>
-        <w:t xml:space="preserve">Other Skills</w:t>
-      </w:r>
-    </w:p>
-    <w:p>
-      <w:pPr>
-        <w:spacing w:after="0" w:line="240" w:lineRule="auto"/>
-        <w:ind w:hanging="284"/>
-        <w:rPr>
-          <w:rFonts w:ascii="Verdana" w:cs="Verdana" w:eastAsia="Verdana" w:hAnsi="Verdana"/>
-          <w:color w:val="242424"/>
-          <w:highlight w:val="white"/>
-        </w:rPr>
-      </w:pPr>
-      <w:r>
-        <w:rPr>
-          <w:rtl w:val="0"/>
-        </w:rPr>
+        </w:rPr>
+      </w:pPr>
+      <w:r>
+        <w:rPr>
+          <w:rFonts w:ascii="Verdana" w:cs="Verdana" w:eastAsia="Verdana" w:hAnsi="Verdana"/>
+          <w:b w:val="1"/>
+          <w:bCs w:val="1"/>
+          <w:color w:val="242424"/>
+          <w:highlight w:val="white"/>
+          <w:rtl w:val="0"/>
+        </w:rPr>
+        <w:t xml:space="preserve">Liderança</w:t>
       </w:r>
     </w:p>
     <w:p>
@@ -2303,45 +2642,23 @@
         <w:spacing w:after="0" w:line="240" w:lineRule="auto"/>
         <w:ind w:left="720" w:hanging="360"/>
         <w:rPr>
-          <w:color w:val="242424"/>
-          <w:highlight w:val="white"/>
-        </w:rPr>
-      </w:pPr>
-      <w:r>
-        <w:rPr>
-          <w:rFonts w:ascii="Verdana" w:cs="Verdana" w:eastAsia="Verdana" w:hAnsi="Verdana"/>
-          <w:b w:val="1"/>
-          <w:bCs w:val="1"/>
-          <w:color w:val="242424"/>
-          <w:highlight w:val="white"/>
-          <w:rtl w:val="0"/>
-        </w:rPr>
-        <w:t xml:space="preserve">Inglês</w:t>
-      </w:r>
-      <w:r>
-        <w:rPr>
-          <w:rFonts w:ascii="Verdana" w:cs="Verdana" w:eastAsia="Verdana" w:hAnsi="Verdana"/>
-          <w:color w:val="242424"/>
-          <w:highlight w:val="white"/>
-          <w:rtl w:val="0"/>
-        </w:rPr>
-        <w:t xml:space="preserve"> – Avançado </w:t>
-      </w:r>
-      <w:r>
-        <w:rPr>
-          <w:rFonts w:ascii="Verdana" w:cs="Verdana" w:eastAsia="Verdana" w:hAnsi="Verdana"/>
-          <w:i w:val="1"/>
-          <w:iCs w:val="1"/>
-          <w:color w:val="242424"/>
-          <w:highlight w:val="white"/>
-          <w:rtl w:val="0"/>
-        </w:rPr>
-        <w:t xml:space="preserve">(Talk-UP + Experiência pessoal)</w:t>
-      </w:r>
-      <w:r>
-        <w:rPr>
-          <w:rtl w:val="0"/>
-        </w:rPr>
+          <w:rFonts w:ascii="Verdana" w:cs="Verdana" w:eastAsia="Verdana" w:hAnsi="Verdana"/>
+          <w:b w:val="1"/>
+          <w:bCs w:val="1"/>
+          <w:color w:val="242424"/>
+          <w:highlight w:val="white"/>
+        </w:rPr>
+      </w:pPr>
+      <w:r>
+        <w:rPr>
+          <w:rFonts w:ascii="Verdana" w:cs="Verdana" w:eastAsia="Verdana" w:hAnsi="Verdana"/>
+          <w:b w:val="1"/>
+          <w:bCs w:val="1"/>
+          <w:color w:val="242424"/>
+          <w:highlight w:val="white"/>
+          <w:rtl w:val="0"/>
+        </w:rPr>
+        <w:t xml:space="preserve">Comunicação</w:t>
       </w:r>
     </w:p>
     <w:p>
@@ -2353,161 +2670,24 @@
         <w:spacing w:after="0" w:line="240" w:lineRule="auto"/>
         <w:ind w:left="720" w:hanging="360"/>
         <w:rPr>
-          <w:color w:val="242424"/>
-          <w:highlight w:val="white"/>
-        </w:rPr>
-      </w:pPr>
-      <w:r>
-        <w:rPr>
-          <w:rFonts w:ascii="Verdana" w:cs="Verdana" w:eastAsia="Verdana" w:hAnsi="Verdana"/>
-          <w:b w:val="1"/>
-          <w:bCs w:val="1"/>
-          <w:color w:val="242424"/>
-          <w:highlight w:val="white"/>
-          <w:rtl w:val="0"/>
-        </w:rPr>
-        <w:t xml:space="preserve">Hardware</w:t>
-      </w:r>
-      <w:r>
-        <w:rPr>
-          <w:rFonts w:ascii="Verdana" w:cs="Verdana" w:eastAsia="Verdana" w:hAnsi="Verdana"/>
-          <w:color w:val="242424"/>
-          <w:highlight w:val="white"/>
-          <w:rtl w:val="0"/>
-        </w:rPr>
-        <w:t xml:space="preserve"> – Avançado </w:t>
-      </w:r>
-      <w:r>
-        <w:rPr>
-          <w:rFonts w:ascii="Verdana" w:cs="Verdana" w:eastAsia="Verdana" w:hAnsi="Verdana"/>
-          <w:i w:val="1"/>
-          <w:iCs w:val="1"/>
-          <w:color w:val="242424"/>
-          <w:highlight w:val="white"/>
-          <w:rtl w:val="0"/>
-        </w:rPr>
-        <w:t xml:space="preserve">(Experiência pessoal)</w:t>
-      </w:r>
-      <w:r>
-        <w:rPr>
-          <w:rtl w:val="0"/>
-        </w:rPr>
-      </w:r>
-    </w:p>
-    <w:p>
-      <w:pPr>
-        <w:numPr>
-          <w:ilvl w:val="0"/>
-          <w:numId w:val="4"/>
-        </w:numPr>
-        <w:spacing w:after="0" w:line="240" w:lineRule="auto"/>
-        <w:ind w:left="720" w:hanging="360"/>
-        <w:rPr>
-          <w:color w:val="242424"/>
-          <w:highlight w:val="white"/>
-        </w:rPr>
-      </w:pPr>
-      <w:r>
-        <w:rPr>
-          <w:rFonts w:ascii="Verdana" w:cs="Verdana" w:eastAsia="Verdana" w:hAnsi="Verdana"/>
-          <w:b w:val="1"/>
-          <w:bCs w:val="1"/>
-          <w:color w:val="242424"/>
-          <w:highlight w:val="white"/>
-          <w:rtl w:val="0"/>
-        </w:rPr>
-        <w:t xml:space="preserve">Software</w:t>
-      </w:r>
-      <w:r>
-        <w:rPr>
-          <w:rFonts w:ascii="Verdana" w:cs="Verdana" w:eastAsia="Verdana" w:hAnsi="Verdana"/>
-          <w:color w:val="242424"/>
-          <w:highlight w:val="white"/>
-          <w:rtl w:val="0"/>
-        </w:rPr>
-        <w:t xml:space="preserve"> – Avançado </w:t>
-      </w:r>
-      <w:r>
-        <w:rPr>
-          <w:rFonts w:ascii="Verdana" w:cs="Verdana" w:eastAsia="Verdana" w:hAnsi="Verdana"/>
-          <w:i w:val="1"/>
-          <w:iCs w:val="1"/>
-          <w:color w:val="242424"/>
-          <w:highlight w:val="white"/>
-          <w:rtl w:val="0"/>
-        </w:rPr>
-        <w:t xml:space="preserve">(Experiência pessoal)</w:t>
-      </w:r>
-      <w:r>
-        <w:rPr>
-          <w:rtl w:val="0"/>
-        </w:rPr>
-      </w:r>
-    </w:p>
-    <w:p>
-      <w:pPr>
-        <w:numPr>
-          <w:ilvl w:val="0"/>
-          <w:numId w:val="4"/>
-        </w:numPr>
-        <w:spacing w:after="0" w:line="240" w:lineRule="auto"/>
-        <w:ind w:left="720" w:hanging="360"/>
-        <w:rPr>
-          <w:color w:val="242424"/>
-          <w:highlight w:val="white"/>
-        </w:rPr>
-      </w:pPr>
-      <w:r>
-        <w:rPr>
-          <w:rFonts w:ascii="Verdana" w:cs="Verdana" w:eastAsia="Verdana" w:hAnsi="Verdana"/>
-          <w:b w:val="1"/>
-          <w:bCs w:val="1"/>
-          <w:color w:val="242424"/>
-          <w:highlight w:val="white"/>
-          <w:rtl w:val="0"/>
-        </w:rPr>
-        <w:t xml:space="preserve">Estrutura de Dados</w:t>
-      </w:r>
-      <w:r>
-        <w:rPr>
-          <w:rFonts w:ascii="Verdana" w:cs="Verdana" w:eastAsia="Verdana" w:hAnsi="Verdana"/>
-          <w:color w:val="242424"/>
-          <w:highlight w:val="white"/>
-          <w:rtl w:val="0"/>
-        </w:rPr>
-        <w:t xml:space="preserve"> – Básico </w:t>
-      </w:r>
-      <w:r>
-        <w:rPr>
-          <w:rFonts w:ascii="Verdana" w:cs="Verdana" w:eastAsia="Verdana" w:hAnsi="Verdana"/>
-          <w:i w:val="1"/>
-          <w:iCs w:val="1"/>
-          <w:color w:val="242424"/>
-          <w:highlight w:val="white"/>
-          <w:rtl w:val="0"/>
-        </w:rPr>
-        <w:t xml:space="preserve">(Uni Guairacá)</w:t>
-      </w:r>
-      <w:r>
-        <w:rPr>
-          <w:rtl w:val="0"/>
-        </w:rPr>
-      </w:r>
-    </w:p>
-    <w:p>
-      <w:pPr>
-        <w:spacing w:after="0" w:line="240" w:lineRule="auto"/>
-        <w:ind w:hanging="284"/>
-        <w:rPr>
-          <w:rFonts w:ascii="Verdana" w:cs="Verdana" w:eastAsia="Verdana" w:hAnsi="Verdana"/>
-          <w:color w:val="242424"/>
-          <w:highlight w:val="white"/>
-        </w:rPr>
-      </w:pPr>
-      <w:r>
-        <w:rPr>
-          <w:rtl w:val="0"/>
-        </w:rPr>
+          <w:rFonts w:ascii="Verdana" w:cs="Verdana" w:eastAsia="Verdana" w:hAnsi="Verdana"/>
+          <w:b w:val="1"/>
+          <w:bCs w:val="1"/>
+          <w:color w:val="242424"/>
+          <w:highlight w:val="white"/>
+          <w:u w:val="none"/>
+        </w:rPr>
+      </w:pPr>
+      <w:r>
+        <w:rPr>
+          <w:rFonts w:ascii="Verdana" w:cs="Verdana" w:eastAsia="Verdana" w:hAnsi="Verdana"/>
+          <w:b w:val="1"/>
+          <w:bCs w:val="1"/>
+          <w:color w:val="242424"/>
+          <w:highlight w:val="white"/>
+          <w:rtl w:val="0"/>
+        </w:rPr>
+        <w:t xml:space="preserve">Apresentações</w:t>
       </w:r>
     </w:p>
     <w:p>
